--- a/Milestone 3/Plano de Projeto/RegulamentoInterno.docx
+++ b/Milestone 3/Plano de Projeto/RegulamentoInterno.docx
@@ -118,7 +118,7 @@
                         </a:ln>
                         <a:extLst>
                           <a:ext uri="{909E8E84-426E-40dd-AFC4-6F175D3DCCD1}">
-                            <a14:hiddenFill xmlns:a14="http://schemas.microsoft.com/office/drawing/2010/main" xmlns:w="http://schemas.openxmlformats.org/wordprocessingml/2006/main" xmlns:w10="urn:schemas-microsoft-com:office:word" xmlns:v="urn:schemas-microsoft-com:vml" xmlns:o="urn:schemas-microsoft-com:office:office" xmlns:mv="urn:schemas-microsoft-com:mac:vml" xmlns:mo="http://schemas.microsoft.com/office/mac/office/2008/main" xmlns="">
+                            <a14:hiddenFill xmlns="" xmlns:mo="http://schemas.microsoft.com/office/mac/office/2008/main" xmlns:mv="urn:schemas-microsoft-com:mac:vml" xmlns:o="urn:schemas-microsoft-com:office:office" xmlns:v="urn:schemas-microsoft-com:vml" xmlns:w10="urn:schemas-microsoft-com:office:word" xmlns:w="http://schemas.openxmlformats.org/wordprocessingml/2006/main" xmlns:a14="http://schemas.microsoft.com/office/drawing/2010/main">
                               <a:noFill/>
                             </a14:hiddenFill>
                           </a:ext>
@@ -201,7 +201,7 @@
                         </a:ln>
                         <a:extLst>
                           <a:ext uri="{909E8E84-426E-40dd-AFC4-6F175D3DCCD1}">
-                            <a14:hiddenFill xmlns:a14="http://schemas.microsoft.com/office/drawing/2010/main" xmlns:w="http://schemas.openxmlformats.org/wordprocessingml/2006/main" xmlns:w10="urn:schemas-microsoft-com:office:word" xmlns:v="urn:schemas-microsoft-com:vml" xmlns:o="urn:schemas-microsoft-com:office:office" xmlns:mv="urn:schemas-microsoft-com:mac:vml" xmlns:mo="http://schemas.microsoft.com/office/mac/office/2008/main" xmlns="">
+                            <a14:hiddenFill xmlns="" xmlns:mo="http://schemas.microsoft.com/office/mac/office/2008/main" xmlns:mv="urn:schemas-microsoft-com:mac:vml" xmlns:o="urn:schemas-microsoft-com:office:office" xmlns:v="urn:schemas-microsoft-com:vml" xmlns:w10="urn:schemas-microsoft-com:office:word" xmlns:w="http://schemas.openxmlformats.org/wordprocessingml/2006/main" xmlns:a14="http://schemas.microsoft.com/office/drawing/2010/main">
                               <a:solidFill>
                                 <a:srgbClr val="FFFFFF"/>
                               </a:solidFill>
@@ -282,14 +282,14 @@
                         </a:ln>
                         <a:extLst>
                           <a:ext uri="{909E8E84-426E-40dd-AFC4-6F175D3DCCD1}">
-                            <a14:hiddenFill xmlns:a14="http://schemas.microsoft.com/office/drawing/2010/main" xmlns:w="http://schemas.openxmlformats.org/wordprocessingml/2006/main" xmlns:w10="urn:schemas-microsoft-com:office:word" xmlns:v="urn:schemas-microsoft-com:vml" xmlns:o="urn:schemas-microsoft-com:office:office" xmlns:mv="urn:schemas-microsoft-com:mac:vml" xmlns:mo="http://schemas.microsoft.com/office/mac/office/2008/main" xmlns="">
+                            <a14:hiddenFill xmlns="" xmlns:mo="http://schemas.microsoft.com/office/mac/office/2008/main" xmlns:mv="urn:schemas-microsoft-com:mac:vml" xmlns:o="urn:schemas-microsoft-com:office:office" xmlns:v="urn:schemas-microsoft-com:vml" xmlns:w10="urn:schemas-microsoft-com:office:word" xmlns:w="http://schemas.openxmlformats.org/wordprocessingml/2006/main" xmlns:a14="http://schemas.microsoft.com/office/drawing/2010/main">
                               <a:solidFill>
                                 <a:srgbClr val="FFFFFF"/>
                               </a:solidFill>
                             </a14:hiddenFill>
                           </a:ext>
                           <a:ext uri="{91240B29-F687-4f45-9708-019B960494DF}">
-                            <a14:hiddenLine xmlns:a14="http://schemas.microsoft.com/office/drawing/2010/main" xmlns:w="http://schemas.openxmlformats.org/wordprocessingml/2006/main" xmlns:w10="urn:schemas-microsoft-com:office:word" xmlns:v="urn:schemas-microsoft-com:vml" xmlns:o="urn:schemas-microsoft-com:office:office" xmlns:mv="urn:schemas-microsoft-com:mac:vml" xmlns:mo="http://schemas.microsoft.com/office/mac/office/2008/main" xmlns="" w="9525">
+                            <a14:hiddenLine xmlns="" xmlns:mo="http://schemas.microsoft.com/office/mac/office/2008/main" xmlns:mv="urn:schemas-microsoft-com:mac:vml" xmlns:o="urn:schemas-microsoft-com:office:office" xmlns:v="urn:schemas-microsoft-com:vml" xmlns:w10="urn:schemas-microsoft-com:office:word" xmlns:w="http://schemas.openxmlformats.org/wordprocessingml/2006/main" xmlns:a14="http://schemas.microsoft.com/office/drawing/2010/main" w="9525">
                               <a:solidFill>
                                 <a:srgbClr val="000000"/>
                               </a:solidFill>
@@ -476,14 +476,14 @@
                         </a:ln>
                         <a:extLst>
                           <a:ext uri="{909E8E84-426E-40dd-AFC4-6F175D3DCCD1}">
-                            <a14:hiddenFill xmlns:a14="http://schemas.microsoft.com/office/drawing/2010/main" xmlns:w="http://schemas.openxmlformats.org/wordprocessingml/2006/main" xmlns:w10="urn:schemas-microsoft-com:office:word" xmlns:v="urn:schemas-microsoft-com:vml" xmlns:o="urn:schemas-microsoft-com:office:office" xmlns:mv="urn:schemas-microsoft-com:mac:vml" xmlns:mo="http://schemas.microsoft.com/office/mac/office/2008/main" xmlns="">
+                            <a14:hiddenFill xmlns="" xmlns:mo="http://schemas.microsoft.com/office/mac/office/2008/main" xmlns:mv="urn:schemas-microsoft-com:mac:vml" xmlns:o="urn:schemas-microsoft-com:office:office" xmlns:v="urn:schemas-microsoft-com:vml" xmlns:w10="urn:schemas-microsoft-com:office:word" xmlns:w="http://schemas.openxmlformats.org/wordprocessingml/2006/main" xmlns:a14="http://schemas.microsoft.com/office/drawing/2010/main">
                               <a:solidFill>
                                 <a:srgbClr val="FFFFFF"/>
                               </a:solidFill>
                             </a14:hiddenFill>
                           </a:ext>
                           <a:ext uri="{91240B29-F687-4f45-9708-019B960494DF}">
-                            <a14:hiddenLine xmlns:a14="http://schemas.microsoft.com/office/drawing/2010/main" xmlns:w="http://schemas.openxmlformats.org/wordprocessingml/2006/main" xmlns:w10="urn:schemas-microsoft-com:office:word" xmlns:v="urn:schemas-microsoft-com:vml" xmlns:o="urn:schemas-microsoft-com:office:office" xmlns:mv="urn:schemas-microsoft-com:mac:vml" xmlns:mo="http://schemas.microsoft.com/office/mac/office/2008/main" xmlns="" w="9525">
+                            <a14:hiddenLine xmlns="" xmlns:mo="http://schemas.microsoft.com/office/mac/office/2008/main" xmlns:mv="urn:schemas-microsoft-com:mac:vml" xmlns:o="urn:schemas-microsoft-com:office:office" xmlns:v="urn:schemas-microsoft-com:vml" xmlns:w10="urn:schemas-microsoft-com:office:word" xmlns:w="http://schemas.openxmlformats.org/wordprocessingml/2006/main" xmlns:a14="http://schemas.microsoft.com/office/drawing/2010/main" w="9525">
                               <a:solidFill>
                                 <a:srgbClr val="000000"/>
                               </a:solidFill>
@@ -676,14 +676,14 @@
                         </a:ln>
                         <a:extLst>
                           <a:ext uri="{909E8E84-426E-40dd-AFC4-6F175D3DCCD1}">
-                            <a14:hiddenFill xmlns:a14="http://schemas.microsoft.com/office/drawing/2010/main" xmlns:w="http://schemas.openxmlformats.org/wordprocessingml/2006/main" xmlns:w10="urn:schemas-microsoft-com:office:word" xmlns:v="urn:schemas-microsoft-com:vml" xmlns:o="urn:schemas-microsoft-com:office:office" xmlns:mv="urn:schemas-microsoft-com:mac:vml" xmlns:mo="http://schemas.microsoft.com/office/mac/office/2008/main" xmlns="">
+                            <a14:hiddenFill xmlns="" xmlns:mo="http://schemas.microsoft.com/office/mac/office/2008/main" xmlns:mv="urn:schemas-microsoft-com:mac:vml" xmlns:o="urn:schemas-microsoft-com:office:office" xmlns:v="urn:schemas-microsoft-com:vml" xmlns:w10="urn:schemas-microsoft-com:office:word" xmlns:w="http://schemas.openxmlformats.org/wordprocessingml/2006/main" xmlns:a14="http://schemas.microsoft.com/office/drawing/2010/main">
                               <a:solidFill>
                                 <a:srgbClr val="FFFFFF"/>
                               </a:solidFill>
                             </a14:hiddenFill>
                           </a:ext>
                           <a:ext uri="{91240B29-F687-4f45-9708-019B960494DF}">
-                            <a14:hiddenLine xmlns:a14="http://schemas.microsoft.com/office/drawing/2010/main" xmlns:w="http://schemas.openxmlformats.org/wordprocessingml/2006/main" xmlns:w10="urn:schemas-microsoft-com:office:word" xmlns:v="urn:schemas-microsoft-com:vml" xmlns:o="urn:schemas-microsoft-com:office:office" xmlns:mv="urn:schemas-microsoft-com:mac:vml" xmlns:mo="http://schemas.microsoft.com/office/mac/office/2008/main" xmlns="" w="9525">
+                            <a14:hiddenLine xmlns="" xmlns:mo="http://schemas.microsoft.com/office/mac/office/2008/main" xmlns:mv="urn:schemas-microsoft-com:mac:vml" xmlns:o="urn:schemas-microsoft-com:office:office" xmlns:v="urn:schemas-microsoft-com:vml" xmlns:w10="urn:schemas-microsoft-com:office:word" xmlns:w="http://schemas.openxmlformats.org/wordprocessingml/2006/main" xmlns:a14="http://schemas.microsoft.com/office/drawing/2010/main" w="9525">
                               <a:solidFill>
                                 <a:srgbClr val="000000"/>
                               </a:solidFill>
@@ -932,7 +932,7 @@
       <w:sdtContent>
         <w:p>
           <w:pPr>
-            <w:pStyle w:val="TOCHeading"/>
+            <w:pStyle w:val="Cabealhodondice"/>
             <w:rPr>
               <w:lang w:val="pt-PT"/>
             </w:rPr>
@@ -946,7 +946,7 @@
         </w:p>
         <w:p>
           <w:pPr>
-            <w:pStyle w:val="TOC1"/>
+            <w:pStyle w:val="ndice1"/>
             <w:tabs>
               <w:tab w:val="right" w:leader="dot" w:pos="8494"/>
             </w:tabs>
@@ -968,7 +968,7 @@
           <w:hyperlink w:anchor="_Toc209795683" w:history="1">
             <w:r>
               <w:rPr>
-                <w:rStyle w:val="Hyperlink"/>
+                <w:rStyle w:val="Hiperligao"/>
                 <w:noProof/>
                 <w:lang w:val="pt-PT"/>
               </w:rPr>
@@ -1026,7 +1026,7 @@
         </w:p>
         <w:p>
           <w:pPr>
-            <w:pStyle w:val="TOC1"/>
+            <w:pStyle w:val="ndice1"/>
             <w:tabs>
               <w:tab w:val="right" w:leader="dot" w:pos="8494"/>
             </w:tabs>
@@ -1039,7 +1039,7 @@
           <w:hyperlink w:anchor="_Toc209795684" w:history="1">
             <w:r>
               <w:rPr>
-                <w:rStyle w:val="Hyperlink"/>
+                <w:rStyle w:val="Hiperligao"/>
                 <w:noProof/>
                 <w:lang w:val="pt-PT"/>
               </w:rPr>
@@ -1097,7 +1097,7 @@
         </w:p>
         <w:p>
           <w:pPr>
-            <w:pStyle w:val="TOC2"/>
+            <w:pStyle w:val="ndice2"/>
             <w:tabs>
               <w:tab w:val="right" w:leader="dot" w:pos="8494"/>
             </w:tabs>
@@ -1108,7 +1108,7 @@
           <w:hyperlink w:anchor="_Toc209795685" w:history="1">
             <w:r>
               <w:rPr>
-                <w:rStyle w:val="Hyperlink"/>
+                <w:rStyle w:val="Hiperligao"/>
                 <w:noProof/>
                 <w:lang w:val="pt-PT"/>
               </w:rPr>
@@ -1116,7 +1116,7 @@
             </w:r>
             <w:r>
               <w:rPr>
-                <w:rStyle w:val="Hyperlink"/>
+                <w:rStyle w:val="Hiperligao"/>
                 <w:noProof/>
               </w:rPr>
               <w:t>Técnicos</w:t>
@@ -1173,7 +1173,7 @@
         </w:p>
         <w:p>
           <w:pPr>
-            <w:pStyle w:val="TOC2"/>
+            <w:pStyle w:val="ndice2"/>
             <w:tabs>
               <w:tab w:val="right" w:leader="dot" w:pos="8494"/>
             </w:tabs>
@@ -1184,7 +1184,7 @@
           <w:hyperlink w:anchor="_Toc209795686" w:history="1">
             <w:r>
               <w:rPr>
-                <w:rStyle w:val="Hyperlink"/>
+                <w:rStyle w:val="Hiperligao"/>
                 <w:noProof/>
                 <w:lang w:val="pt-PT"/>
               </w:rPr>
@@ -1242,7 +1242,7 @@
         </w:p>
         <w:p>
           <w:pPr>
-            <w:pStyle w:val="TOC2"/>
+            <w:pStyle w:val="ndice2"/>
             <w:tabs>
               <w:tab w:val="right" w:leader="dot" w:pos="8494"/>
             </w:tabs>
@@ -1253,7 +1253,7 @@
           <w:hyperlink w:anchor="_Toc209795687" w:history="1">
             <w:r>
               <w:rPr>
-                <w:rStyle w:val="Hyperlink"/>
+                <w:rStyle w:val="Hiperligao"/>
                 <w:noProof/>
                 <w:lang w:val="pt-PT"/>
               </w:rPr>
@@ -1311,7 +1311,7 @@
         </w:p>
         <w:p>
           <w:pPr>
-            <w:pStyle w:val="TOC1"/>
+            <w:pStyle w:val="ndice1"/>
             <w:tabs>
               <w:tab w:val="right" w:leader="dot" w:pos="8494"/>
             </w:tabs>
@@ -1324,7 +1324,7 @@
           <w:hyperlink w:anchor="_Toc209795688" w:history="1">
             <w:r>
               <w:rPr>
-                <w:rStyle w:val="Hyperlink"/>
+                <w:rStyle w:val="Hiperligao"/>
                 <w:noProof/>
                 <w:lang w:val="pt-PT"/>
               </w:rPr>
@@ -1382,7 +1382,7 @@
         </w:p>
         <w:p>
           <w:pPr>
-            <w:pStyle w:val="TOC1"/>
+            <w:pStyle w:val="ndice1"/>
             <w:tabs>
               <w:tab w:val="right" w:leader="dot" w:pos="8494"/>
             </w:tabs>
@@ -1395,7 +1395,7 @@
           <w:hyperlink w:anchor="_Toc209795689" w:history="1">
             <w:r>
               <w:rPr>
-                <w:rStyle w:val="Hyperlink"/>
+                <w:rStyle w:val="Hiperligao"/>
                 <w:noProof/>
                 <w:lang w:val="pt-PT"/>
               </w:rPr>
@@ -1453,7 +1453,7 @@
         </w:p>
         <w:p>
           <w:pPr>
-            <w:pStyle w:val="TOC1"/>
+            <w:pStyle w:val="ndice1"/>
             <w:tabs>
               <w:tab w:val="right" w:leader="dot" w:pos="8494"/>
             </w:tabs>
@@ -1466,7 +1466,7 @@
           <w:hyperlink w:anchor="_Toc209795690" w:history="1">
             <w:r>
               <w:rPr>
-                <w:rStyle w:val="Hyperlink"/>
+                <w:rStyle w:val="Hiperligao"/>
                 <w:noProof/>
                 <w:lang w:val="pt-PT"/>
               </w:rPr>
@@ -1524,7 +1524,7 @@
         </w:p>
         <w:p>
           <w:pPr>
-            <w:pStyle w:val="TOC1"/>
+            <w:pStyle w:val="ndice1"/>
             <w:tabs>
               <w:tab w:val="right" w:leader="dot" w:pos="8494"/>
             </w:tabs>
@@ -1537,7 +1537,7 @@
           <w:hyperlink w:anchor="_Toc209795691" w:history="1">
             <w:r>
               <w:rPr>
-                <w:rStyle w:val="Hyperlink"/>
+                <w:rStyle w:val="Hiperligao"/>
                 <w:noProof/>
                 <w:lang w:val="pt-PT"/>
               </w:rPr>
@@ -1595,7 +1595,7 @@
         </w:p>
         <w:p>
           <w:pPr>
-            <w:pStyle w:val="TOC1"/>
+            <w:pStyle w:val="ndice1"/>
             <w:tabs>
               <w:tab w:val="right" w:leader="dot" w:pos="8494"/>
             </w:tabs>
@@ -1608,7 +1608,7 @@
           <w:hyperlink w:anchor="_Toc209795692" w:history="1">
             <w:r>
               <w:rPr>
-                <w:rStyle w:val="Hyperlink"/>
+                <w:rStyle w:val="Hiperligao"/>
                 <w:noProof/>
                 <w:lang w:val="pt-PT"/>
               </w:rPr>
@@ -1666,7 +1666,7 @@
         </w:p>
         <w:p>
           <w:pPr>
-            <w:pStyle w:val="TOC1"/>
+            <w:pStyle w:val="ndice1"/>
             <w:tabs>
               <w:tab w:val="right" w:leader="dot" w:pos="8494"/>
             </w:tabs>
@@ -1679,7 +1679,7 @@
           <w:hyperlink w:anchor="_Toc209795693" w:history="1">
             <w:r>
               <w:rPr>
-                <w:rStyle w:val="Hyperlink"/>
+                <w:rStyle w:val="Hiperligao"/>
                 <w:noProof/>
                 <w:lang w:val="pt-PT"/>
               </w:rPr>
@@ -1737,7 +1737,7 @@
         </w:p>
         <w:p>
           <w:pPr>
-            <w:pStyle w:val="TOC1"/>
+            <w:pStyle w:val="ndice1"/>
             <w:tabs>
               <w:tab w:val="right" w:leader="dot" w:pos="8494"/>
             </w:tabs>
@@ -1750,7 +1750,7 @@
           <w:hyperlink w:anchor="_Toc209795694" w:history="1">
             <w:r>
               <w:rPr>
-                <w:rStyle w:val="Hyperlink"/>
+                <w:rStyle w:val="Hiperligao"/>
                 <w:noProof/>
                 <w:lang w:val="pt-PT"/>
               </w:rPr>
@@ -1844,7 +1844,7 @@
     </w:p>
     <w:p>
       <w:pPr>
-        <w:pStyle w:val="TableofFigures"/>
+        <w:pStyle w:val="ndicedeilustraes"/>
         <w:tabs>
           <w:tab w:val="right" w:leader="dot" w:pos="8494"/>
         </w:tabs>
@@ -1873,7 +1873,7 @@
       <w:hyperlink w:anchor="_Toc209288813" w:history="1">
         <w:r>
           <w:rPr>
-            <w:rStyle w:val="Hyperlink"/>
+            <w:rStyle w:val="Hiperligao"/>
             <w:noProof/>
             <w:lang w:val="pt-PT"/>
           </w:rPr>
@@ -1931,7 +1931,7 @@
     </w:p>
     <w:p>
       <w:pPr>
-        <w:pStyle w:val="TableofFigures"/>
+        <w:pStyle w:val="ndicedeilustraes"/>
         <w:tabs>
           <w:tab w:val="right" w:leader="dot" w:pos="8494"/>
         </w:tabs>
@@ -1942,7 +1942,7 @@
       <w:hyperlink w:anchor="_Toc209288814" w:history="1">
         <w:r>
           <w:rPr>
-            <w:rStyle w:val="Hyperlink"/>
+            <w:rStyle w:val="Hiperligao"/>
             <w:noProof/>
             <w:lang w:val="pt-PT"/>
           </w:rPr>
@@ -2047,7 +2047,7 @@
     </w:p>
     <w:p>
       <w:pPr>
-        <w:pStyle w:val="Heading1"/>
+        <w:pStyle w:val="Ttulo1"/>
         <w:rPr>
           <w:lang w:val="pt-PT"/>
         </w:rPr>
@@ -2140,7 +2140,7 @@
     </w:p>
     <w:p>
       <w:pPr>
-        <w:pStyle w:val="Heading1"/>
+        <w:pStyle w:val="Ttulo1"/>
         <w:rPr>
           <w:lang w:val="pt-PT"/>
         </w:rPr>
@@ -2150,19 +2150,13 @@
         <w:rPr>
           <w:lang w:val="pt-PT"/>
         </w:rPr>
-        <w:t xml:space="preserve">2. </w:t>
-      </w:r>
-      <w:r>
-        <w:rPr>
-          <w:lang w:val="pt-PT"/>
-        </w:rPr>
-        <w:t>Riscos</w:t>
+        <w:t>2. Riscos</w:t>
       </w:r>
       <w:bookmarkEnd w:id="1"/>
     </w:p>
     <w:p>
       <w:pPr>
-        <w:pStyle w:val="Heading2"/>
+        <w:pStyle w:val="Ttulo2"/>
       </w:pPr>
       <w:r>
         <w:rPr>
@@ -2186,7 +2180,7 @@
     </w:p>
     <w:p>
       <w:pPr>
-        <w:pStyle w:val="ListParagraph"/>
+        <w:pStyle w:val="PargrafodaLista"/>
         <w:numPr>
           <w:ilvl w:val="0"/>
           <w:numId w:val="14"/>
@@ -2204,7 +2198,7 @@
     </w:p>
     <w:p>
       <w:pPr>
-        <w:pStyle w:val="ListParagraph"/>
+        <w:pStyle w:val="PargrafodaLista"/>
         <w:numPr>
           <w:ilvl w:val="0"/>
           <w:numId w:val="14"/>
@@ -2222,7 +2216,7 @@
     </w:p>
     <w:p>
       <w:pPr>
-        <w:pStyle w:val="ListParagraph"/>
+        <w:pStyle w:val="PargrafodaLista"/>
         <w:numPr>
           <w:ilvl w:val="0"/>
           <w:numId w:val="14"/>
@@ -2240,7 +2234,7 @@
     </w:p>
     <w:p>
       <w:pPr>
-        <w:pStyle w:val="Heading2"/>
+        <w:pStyle w:val="Ttulo2"/>
         <w:ind w:firstLine="720"/>
         <w:rPr>
           <w:lang w:val="pt-PT"/>
@@ -2257,7 +2251,7 @@
     </w:p>
     <w:p>
       <w:pPr>
-        <w:pStyle w:val="ListParagraph"/>
+        <w:pStyle w:val="PargrafodaLista"/>
         <w:numPr>
           <w:ilvl w:val="0"/>
           <w:numId w:val="15"/>
@@ -2275,7 +2269,7 @@
     </w:p>
     <w:p>
       <w:pPr>
-        <w:pStyle w:val="ListParagraph"/>
+        <w:pStyle w:val="PargrafodaLista"/>
         <w:numPr>
           <w:ilvl w:val="0"/>
           <w:numId w:val="15"/>
@@ -2293,7 +2287,7 @@
     </w:p>
     <w:p>
       <w:pPr>
-        <w:pStyle w:val="Heading2"/>
+        <w:pStyle w:val="Ttulo2"/>
         <w:ind w:firstLine="720"/>
         <w:rPr>
           <w:lang w:val="pt-PT"/>
@@ -2310,7 +2304,7 @@
     </w:p>
     <w:p>
       <w:pPr>
-        <w:pStyle w:val="ListParagraph"/>
+        <w:pStyle w:val="PargrafodaLista"/>
         <w:numPr>
           <w:ilvl w:val="0"/>
           <w:numId w:val="16"/>
@@ -2328,7 +2322,7 @@
     </w:p>
     <w:p>
       <w:pPr>
-        <w:pStyle w:val="ListParagraph"/>
+        <w:pStyle w:val="PargrafodaLista"/>
         <w:numPr>
           <w:ilvl w:val="0"/>
           <w:numId w:val="16"/>
@@ -2346,37 +2340,800 @@
     </w:p>
     <w:p>
       <w:pPr>
-        <w:pStyle w:val="Heading1"/>
-        <w:rPr>
-          <w:lang w:val="pt-PT"/>
-        </w:rPr>
-      </w:pPr>
-    </w:p>
-    <w:p>
-      <w:pPr>
-        <w:pStyle w:val="Heading1"/>
-        <w:rPr>
-          <w:lang w:val="pt-PT"/>
-        </w:rPr>
-      </w:pPr>
-    </w:p>
-    <w:p>
-      <w:pPr>
-        <w:rPr>
-          <w:lang w:val="pt-PT"/>
-        </w:rPr>
-      </w:pPr>
-    </w:p>
-    <w:p>
-      <w:pPr>
-        <w:rPr>
-          <w:lang w:val="pt-PT"/>
-        </w:rPr>
-      </w:pPr>
-    </w:p>
-    <w:p>
-      <w:pPr>
-        <w:pStyle w:val="Heading1"/>
+        <w:pStyle w:val="Ttulo1"/>
+        <w:tabs>
+          <w:tab w:val="center" w:pos="4252"/>
+        </w:tabs>
+        <w:rPr>
+          <w:lang w:val="pt-PT"/>
+        </w:rPr>
+      </w:pPr>
+      <w:r>
+        <w:rPr>
+          <w:lang w:val="pt-PT"/>
+        </w:rPr>
+        <w:t>2.1 Mitigação Riscos</w:t>
+      </w:r>
+      <w:r>
+        <w:rPr>
+          <w:lang w:val="pt-PT"/>
+        </w:rPr>
+        <w:tab/>
+      </w:r>
+    </w:p>
+    <w:p>
+      <w:pPr>
+        <w:pStyle w:val="Ttulo2"/>
+      </w:pPr>
+      <w:r>
+        <w:rPr>
+          <w:lang w:val="pt-PT"/>
+        </w:rPr>
+        <w:tab/>
+      </w:r>
+      <w:r>
+        <w:rPr>
+          <w:lang w:val="pt-PT"/>
+        </w:rPr>
+        <w:t xml:space="preserve">Riscos </w:t>
+      </w:r>
+      <w:proofErr w:type="spellStart"/>
+      <w:r>
+        <w:t>Técnicos</w:t>
+      </w:r>
+      <w:proofErr w:type="spellEnd"/>
+    </w:p>
+    <w:p>
+      <w:pPr>
+        <w:pStyle w:val="PargrafodaLista"/>
+        <w:numPr>
+          <w:ilvl w:val="0"/>
+          <w:numId w:val="14"/>
+        </w:numPr>
+        <w:rPr>
+          <w:lang w:val="pt-PT"/>
+        </w:rPr>
+      </w:pPr>
+      <w:proofErr w:type="spellStart"/>
+      <w:r>
+        <w:t>Promover</w:t>
+      </w:r>
+      <w:proofErr w:type="spellEnd"/>
+      <w:r>
+        <w:t xml:space="preserve"> </w:t>
+      </w:r>
+      <w:proofErr w:type="spellStart"/>
+      <w:r>
+        <w:rPr>
+          <w:rStyle w:val="Forte"/>
+          <w:b w:val="0"/>
+          <w:bCs w:val="0"/>
+        </w:rPr>
+        <w:t>reuniões</w:t>
+      </w:r>
+      <w:proofErr w:type="spellEnd"/>
+      <w:r>
+        <w:rPr>
+          <w:rStyle w:val="Forte"/>
+          <w:b w:val="0"/>
+          <w:bCs w:val="0"/>
+        </w:rPr>
+        <w:t xml:space="preserve"> </w:t>
+      </w:r>
+      <w:proofErr w:type="spellStart"/>
+      <w:r>
+        <w:rPr>
+          <w:rStyle w:val="Forte"/>
+          <w:b w:val="0"/>
+          <w:bCs w:val="0"/>
+        </w:rPr>
+        <w:t>técnicas</w:t>
+      </w:r>
+      <w:proofErr w:type="spellEnd"/>
+      <w:r>
+        <w:rPr>
+          <w:rStyle w:val="Forte"/>
+          <w:b w:val="0"/>
+          <w:bCs w:val="0"/>
+        </w:rPr>
+        <w:t xml:space="preserve"> </w:t>
+      </w:r>
+      <w:proofErr w:type="spellStart"/>
+      <w:r>
+        <w:rPr>
+          <w:rStyle w:val="Forte"/>
+          <w:b w:val="0"/>
+          <w:bCs w:val="0"/>
+        </w:rPr>
+        <w:t>regulares</w:t>
+      </w:r>
+      <w:proofErr w:type="spellEnd"/>
+      <w:r>
+        <w:t xml:space="preserve"> entre </w:t>
+      </w:r>
+      <w:proofErr w:type="spellStart"/>
+      <w:r>
+        <w:t>os</w:t>
+      </w:r>
+      <w:proofErr w:type="spellEnd"/>
+      <w:r>
+        <w:t xml:space="preserve"> </w:t>
+      </w:r>
+      <w:proofErr w:type="spellStart"/>
+      <w:r>
+        <w:t>responsáveis</w:t>
+      </w:r>
+      <w:proofErr w:type="spellEnd"/>
+      <w:r>
+        <w:t xml:space="preserve"> de </w:t>
+      </w:r>
+      <w:proofErr w:type="spellStart"/>
+      <w:r>
+        <w:t>cada</w:t>
+      </w:r>
+      <w:proofErr w:type="spellEnd"/>
+      <w:r>
+        <w:t xml:space="preserve"> </w:t>
+      </w:r>
+      <w:proofErr w:type="spellStart"/>
+      <w:r>
+        <w:t>parte</w:t>
+      </w:r>
+      <w:proofErr w:type="spellEnd"/>
+      <w:r>
+        <w:t xml:space="preserve"> para </w:t>
+      </w:r>
+      <w:proofErr w:type="spellStart"/>
+      <w:r>
+        <w:t>garantir</w:t>
+      </w:r>
+      <w:proofErr w:type="spellEnd"/>
+      <w:r>
+        <w:t xml:space="preserve"> </w:t>
+      </w:r>
+      <w:proofErr w:type="spellStart"/>
+      <w:r>
+        <w:t>alinhamento</w:t>
+      </w:r>
+      <w:proofErr w:type="spellEnd"/>
+      <w:r>
+        <w:t xml:space="preserve"> para as </w:t>
+      </w:r>
+      <w:proofErr w:type="spellStart"/>
+      <w:r>
+        <w:t>falhas</w:t>
+      </w:r>
+      <w:proofErr w:type="spellEnd"/>
+      <w:r>
+        <w:t xml:space="preserve"> de </w:t>
+      </w:r>
+      <w:proofErr w:type="spellStart"/>
+      <w:r>
+        <w:t>integração</w:t>
+      </w:r>
+      <w:proofErr w:type="spellEnd"/>
+      <w:r>
+        <w:t xml:space="preserve"> </w:t>
+      </w:r>
+      <w:r>
+        <w:rPr>
+          <w:lang w:val="pt-PT"/>
+        </w:rPr>
+        <w:t xml:space="preserve">entre </w:t>
+      </w:r>
+      <w:proofErr w:type="spellStart"/>
+      <w:r>
+        <w:rPr>
+          <w:lang w:val="pt-PT"/>
+        </w:rPr>
+        <w:t>backend</w:t>
+      </w:r>
+      <w:proofErr w:type="spellEnd"/>
+      <w:r>
+        <w:rPr>
+          <w:lang w:val="pt-PT"/>
+        </w:rPr>
+        <w:t xml:space="preserve">, </w:t>
+      </w:r>
+      <w:proofErr w:type="spellStart"/>
+      <w:r>
+        <w:rPr>
+          <w:lang w:val="pt-PT"/>
+        </w:rPr>
+        <w:t>frontend</w:t>
+      </w:r>
+      <w:proofErr w:type="spellEnd"/>
+      <w:r>
+        <w:rPr>
+          <w:lang w:val="pt-PT"/>
+        </w:rPr>
+        <w:t xml:space="preserve"> web e app mobile.</w:t>
+      </w:r>
+    </w:p>
+    <w:p>
+      <w:pPr>
+        <w:pStyle w:val="NormalWeb"/>
+        <w:numPr>
+          <w:ilvl w:val="0"/>
+          <w:numId w:val="17"/>
+        </w:numPr>
+      </w:pPr>
+      <w:proofErr w:type="spellStart"/>
+      <w:r>
+        <w:rPr>
+          <w:lang w:val="en-US"/>
+        </w:rPr>
+        <w:t>Implementar</w:t>
+      </w:r>
+      <w:proofErr w:type="spellEnd"/>
+      <w:r>
+        <w:rPr>
+          <w:lang w:val="en-US"/>
+        </w:rPr>
+        <w:t xml:space="preserve"> </w:t>
+      </w:r>
+      <w:proofErr w:type="spellStart"/>
+      <w:r>
+        <w:rPr>
+          <w:lang w:val="en-US"/>
+        </w:rPr>
+        <w:t>expiração</w:t>
+      </w:r>
+      <w:proofErr w:type="spellEnd"/>
+      <w:r>
+        <w:rPr>
+          <w:lang w:val="en-US"/>
+        </w:rPr>
+        <w:t xml:space="preserve"> </w:t>
+      </w:r>
+      <w:proofErr w:type="spellStart"/>
+      <w:r>
+        <w:rPr>
+          <w:lang w:val="en-US"/>
+        </w:rPr>
+        <w:t>curta</w:t>
+      </w:r>
+      <w:proofErr w:type="spellEnd"/>
+      <w:r>
+        <w:rPr>
+          <w:b/>
+          <w:bCs/>
+          <w:lang w:val="en-US"/>
+        </w:rPr>
+        <w:t xml:space="preserve"> </w:t>
+      </w:r>
+      <w:r>
+        <w:rPr>
+          <w:lang w:val="en-US"/>
+        </w:rPr>
+        <w:t xml:space="preserve">dos tokens e refresh tokens </w:t>
+      </w:r>
+      <w:proofErr w:type="spellStart"/>
+      <w:r>
+        <w:rPr>
+          <w:lang w:val="en-US"/>
+        </w:rPr>
+        <w:t>seguros</w:t>
+      </w:r>
+      <w:proofErr w:type="spellEnd"/>
+      <w:r>
+        <w:rPr>
+          <w:lang w:val="en-US"/>
+        </w:rPr>
+        <w:t xml:space="preserve"> para </w:t>
+      </w:r>
+      <w:proofErr w:type="spellStart"/>
+      <w:r>
+        <w:rPr>
+          <w:lang w:val="en-US"/>
+        </w:rPr>
+        <w:t>os</w:t>
+      </w:r>
+      <w:proofErr w:type="spellEnd"/>
+      <w:r>
+        <w:rPr>
+          <w:lang w:val="en-US"/>
+        </w:rPr>
+        <w:t xml:space="preserve"> </w:t>
+      </w:r>
+      <w:proofErr w:type="spellStart"/>
+      <w:r>
+        <w:rPr>
+          <w:lang w:val="en-US"/>
+        </w:rPr>
+        <w:t>problemas</w:t>
+      </w:r>
+      <w:proofErr w:type="spellEnd"/>
+      <w:r>
+        <w:rPr>
+          <w:lang w:val="en-US"/>
+        </w:rPr>
+        <w:t xml:space="preserve"> de </w:t>
+      </w:r>
+      <w:proofErr w:type="spellStart"/>
+      <w:r>
+        <w:rPr>
+          <w:lang w:val="en-US"/>
+        </w:rPr>
+        <w:t>autenticação</w:t>
+      </w:r>
+      <w:proofErr w:type="spellEnd"/>
+      <w:r>
+        <w:rPr>
+          <w:lang w:val="en-US"/>
+        </w:rPr>
+        <w:t>.</w:t>
+      </w:r>
+    </w:p>
+    <w:p>
+      <w:pPr>
+        <w:pStyle w:val="PargrafodaLista"/>
+        <w:numPr>
+          <w:ilvl w:val="0"/>
+          <w:numId w:val="17"/>
+        </w:numPr>
+        <w:rPr>
+          <w:lang w:val="pt-PT"/>
+        </w:rPr>
+      </w:pPr>
+      <w:r>
+        <w:t xml:space="preserve">Ter </w:t>
+      </w:r>
+      <w:proofErr w:type="spellStart"/>
+      <w:r>
+        <w:t>serviços</w:t>
+      </w:r>
+      <w:proofErr w:type="spellEnd"/>
+      <w:r>
+        <w:t xml:space="preserve"> alternativos </w:t>
+      </w:r>
+      <w:proofErr w:type="spellStart"/>
+      <w:r>
+        <w:t>configurados</w:t>
+      </w:r>
+      <w:proofErr w:type="spellEnd"/>
+      <w:r>
+        <w:t xml:space="preserve"> se </w:t>
+      </w:r>
+      <w:proofErr w:type="spellStart"/>
+      <w:r>
+        <w:t>possível</w:t>
+      </w:r>
+      <w:proofErr w:type="spellEnd"/>
+      <w:r>
+        <w:t xml:space="preserve"> para a </w:t>
+      </w:r>
+      <w:r>
+        <w:rPr>
+          <w:lang w:val="pt-PT"/>
+        </w:rPr>
+        <w:t>d</w:t>
+      </w:r>
+      <w:r>
+        <w:rPr>
+          <w:lang w:val="pt-PT"/>
+        </w:rPr>
+        <w:t>ependência de serviços externos</w:t>
+      </w:r>
+      <w:r>
+        <w:rPr>
+          <w:lang w:val="pt-PT"/>
+        </w:rPr>
+        <w:t>.</w:t>
+      </w:r>
+    </w:p>
+    <w:p>
+      <w:pPr>
+        <w:pStyle w:val="Ttulo2"/>
+        <w:ind w:firstLine="720"/>
+        <w:rPr>
+          <w:lang w:val="pt-PT"/>
+        </w:rPr>
+      </w:pPr>
+      <w:r>
+        <w:rPr>
+          <w:lang w:val="pt-PT"/>
+        </w:rPr>
+        <w:lastRenderedPageBreak/>
+        <w:t>Riscos de Gestão</w:t>
+      </w:r>
+    </w:p>
+    <w:p>
+      <w:pPr>
+        <w:pStyle w:val="PargrafodaLista"/>
+        <w:numPr>
+          <w:ilvl w:val="0"/>
+          <w:numId w:val="19"/>
+        </w:numPr>
+        <w:rPr>
+          <w:lang w:val="pt-PT"/>
+        </w:rPr>
+      </w:pPr>
+      <w:proofErr w:type="spellStart"/>
+      <w:r>
+        <w:t>Definir</w:t>
+      </w:r>
+      <w:proofErr w:type="spellEnd"/>
+      <w:r>
+        <w:t xml:space="preserve"> </w:t>
+      </w:r>
+      <w:proofErr w:type="spellStart"/>
+      <w:r>
+        <w:t>reuniões</w:t>
+      </w:r>
+      <w:proofErr w:type="spellEnd"/>
+      <w:r>
+        <w:t xml:space="preserve"> </w:t>
+      </w:r>
+      <w:proofErr w:type="spellStart"/>
+      <w:r>
+        <w:t>semanais</w:t>
+      </w:r>
+      <w:proofErr w:type="spellEnd"/>
+      <w:r>
+        <w:t xml:space="preserve"> </w:t>
+      </w:r>
+      <w:proofErr w:type="spellStart"/>
+      <w:r>
+        <w:t>curtas</w:t>
+      </w:r>
+      <w:proofErr w:type="spellEnd"/>
+      <w:r>
+        <w:t xml:space="preserve"> </w:t>
+      </w:r>
+      <w:r>
+        <w:t xml:space="preserve">para a </w:t>
+      </w:r>
+      <w:proofErr w:type="spellStart"/>
+      <w:r>
+        <w:t>falta</w:t>
+      </w:r>
+      <w:proofErr w:type="spellEnd"/>
+      <w:r>
+        <w:t xml:space="preserve"> de </w:t>
+      </w:r>
+      <w:proofErr w:type="spellStart"/>
+      <w:r>
+        <w:t>comunicação</w:t>
+      </w:r>
+      <w:proofErr w:type="spellEnd"/>
+      <w:r>
+        <w:t xml:space="preserve"> entre </w:t>
+      </w:r>
+      <w:proofErr w:type="spellStart"/>
+      <w:r>
+        <w:t>membros</w:t>
+      </w:r>
+      <w:proofErr w:type="spellEnd"/>
+      <w:r>
+        <w:t>.</w:t>
+      </w:r>
+    </w:p>
+    <w:p>
+      <w:pPr>
+        <w:pStyle w:val="PargrafodaLista"/>
+        <w:numPr>
+          <w:ilvl w:val="0"/>
+          <w:numId w:val="19"/>
+        </w:numPr>
+        <w:rPr>
+          <w:lang w:val="pt-PT"/>
+        </w:rPr>
+      </w:pPr>
+      <w:proofErr w:type="spellStart"/>
+      <w:r>
+        <w:t>Garantir</w:t>
+      </w:r>
+      <w:proofErr w:type="spellEnd"/>
+      <w:r>
+        <w:t xml:space="preserve"> </w:t>
+      </w:r>
+      <w:proofErr w:type="spellStart"/>
+      <w:r>
+        <w:t>que</w:t>
+      </w:r>
+      <w:proofErr w:type="spellEnd"/>
+      <w:r>
+        <w:t xml:space="preserve"> </w:t>
+      </w:r>
+      <w:proofErr w:type="spellStart"/>
+      <w:r>
+        <w:t>mais</w:t>
+      </w:r>
+      <w:proofErr w:type="spellEnd"/>
+      <w:r>
+        <w:t xml:space="preserve"> de </w:t>
+      </w:r>
+      <w:proofErr w:type="spellStart"/>
+      <w:r>
+        <w:t>uma</w:t>
+      </w:r>
+      <w:proofErr w:type="spellEnd"/>
+      <w:r>
+        <w:t xml:space="preserve"> </w:t>
+      </w:r>
+      <w:proofErr w:type="spellStart"/>
+      <w:r>
+        <w:t>pessoa</w:t>
+      </w:r>
+      <w:proofErr w:type="spellEnd"/>
+      <w:r>
+        <w:t xml:space="preserve"> </w:t>
+      </w:r>
+      <w:proofErr w:type="spellStart"/>
+      <w:r>
+        <w:t>conhece</w:t>
+      </w:r>
+      <w:proofErr w:type="spellEnd"/>
+      <w:r>
+        <w:t xml:space="preserve"> </w:t>
+      </w:r>
+      <w:proofErr w:type="spellStart"/>
+      <w:r>
+        <w:t>cada</w:t>
+      </w:r>
+      <w:proofErr w:type="spellEnd"/>
+      <w:r>
+        <w:t xml:space="preserve"> </w:t>
+      </w:r>
+      <w:r>
+        <w:t xml:space="preserve">modulo para </w:t>
+      </w:r>
+      <w:proofErr w:type="gramStart"/>
+      <w:r>
+        <w:t>a</w:t>
+      </w:r>
+      <w:proofErr w:type="gramEnd"/>
+      <w:r>
+        <w:t xml:space="preserve"> </w:t>
+      </w:r>
+      <w:r>
+        <w:rPr>
+          <w:lang w:val="pt-PT"/>
+        </w:rPr>
+        <w:t>a</w:t>
+      </w:r>
+      <w:r>
+        <w:rPr>
+          <w:lang w:val="pt-PT"/>
+        </w:rPr>
+        <w:t>usência de membros em momentos-chave</w:t>
+      </w:r>
+    </w:p>
+    <w:p>
+      <w:pPr>
+        <w:pStyle w:val="Ttulo2"/>
+        <w:ind w:firstLine="720"/>
+        <w:rPr>
+          <w:lang w:val="pt-PT"/>
+        </w:rPr>
+      </w:pPr>
+      <w:r>
+        <w:rPr>
+          <w:lang w:val="pt-PT"/>
+        </w:rPr>
+        <w:t>Riscos de Qualidade</w:t>
+      </w:r>
+    </w:p>
+    <w:p>
+      <w:pPr>
+        <w:pStyle w:val="PargrafodaLista"/>
+        <w:numPr>
+          <w:ilvl w:val="0"/>
+          <w:numId w:val="22"/>
+        </w:numPr>
+        <w:rPr>
+          <w:lang w:val="pt-PT"/>
+        </w:rPr>
+      </w:pPr>
+      <w:proofErr w:type="spellStart"/>
+      <w:r>
+        <w:t>Criar</w:t>
+      </w:r>
+      <w:proofErr w:type="spellEnd"/>
+      <w:r>
+        <w:t xml:space="preserve"> </w:t>
+      </w:r>
+      <w:proofErr w:type="spellStart"/>
+      <w:r>
+        <w:t>uma</w:t>
+      </w:r>
+      <w:proofErr w:type="spellEnd"/>
+      <w:r>
+        <w:t xml:space="preserve"> </w:t>
+      </w:r>
+      <w:r>
+        <w:t xml:space="preserve">RTM para </w:t>
+      </w:r>
+      <w:proofErr w:type="spellStart"/>
+      <w:r>
+        <w:t>para</w:t>
+      </w:r>
+      <w:proofErr w:type="spellEnd"/>
+      <w:r>
+        <w:t xml:space="preserve"> </w:t>
+      </w:r>
+      <w:proofErr w:type="spellStart"/>
+      <w:r>
+        <w:t>garantir</w:t>
+      </w:r>
+      <w:proofErr w:type="spellEnd"/>
+      <w:r>
+        <w:t xml:space="preserve"> </w:t>
+      </w:r>
+      <w:proofErr w:type="spellStart"/>
+      <w:r>
+        <w:t>cobertura</w:t>
+      </w:r>
+      <w:proofErr w:type="spellEnd"/>
+      <w:r>
+        <w:t>.</w:t>
+      </w:r>
+    </w:p>
+    <w:p>
+      <w:pPr>
+        <w:pStyle w:val="PargrafodaLista"/>
+        <w:numPr>
+          <w:ilvl w:val="0"/>
+          <w:numId w:val="22"/>
+        </w:numPr>
+        <w:rPr>
+          <w:lang w:val="pt-PT"/>
+        </w:rPr>
+      </w:pPr>
+      <w:r>
+        <w:t xml:space="preserve">Fazer code review </w:t>
+      </w:r>
+      <w:proofErr w:type="spellStart"/>
+      <w:r>
+        <w:t>obrigatório</w:t>
+      </w:r>
+      <w:proofErr w:type="spellEnd"/>
+      <w:r>
+        <w:t xml:space="preserve"> antes do merge</w:t>
+      </w:r>
+      <w:r>
+        <w:t xml:space="preserve"> </w:t>
+      </w:r>
+      <w:proofErr w:type="gramStart"/>
+      <w:r>
+        <w:t>para Testes</w:t>
+      </w:r>
+      <w:proofErr w:type="gramEnd"/>
+      <w:r>
+        <w:t xml:space="preserve"> </w:t>
+      </w:r>
+      <w:proofErr w:type="spellStart"/>
+      <w:r>
+        <w:t>insuficientes</w:t>
+      </w:r>
+      <w:proofErr w:type="spellEnd"/>
+      <w:r>
+        <w:t>.</w:t>
+      </w:r>
+    </w:p>
+    <w:p>
+      <w:pPr>
+        <w:rPr>
+          <w:lang w:val="pt-PT"/>
+        </w:rPr>
+      </w:pPr>
+    </w:p>
+    <w:p>
+      <w:pPr>
+        <w:rPr>
+          <w:lang w:val="pt-PT"/>
+        </w:rPr>
+      </w:pPr>
+    </w:p>
+    <w:p>
+      <w:pPr>
+        <w:rPr>
+          <w:lang w:val="pt-PT"/>
+        </w:rPr>
+      </w:pPr>
+    </w:p>
+    <w:p>
+      <w:pPr>
+        <w:rPr>
+          <w:lang w:val="pt-PT"/>
+        </w:rPr>
+      </w:pPr>
+    </w:p>
+    <w:p>
+      <w:pPr>
+        <w:rPr>
+          <w:lang w:val="pt-PT"/>
+        </w:rPr>
+      </w:pPr>
+    </w:p>
+    <w:p>
+      <w:pPr>
+        <w:rPr>
+          <w:lang w:val="pt-PT"/>
+        </w:rPr>
+      </w:pPr>
+    </w:p>
+    <w:p>
+      <w:pPr>
+        <w:rPr>
+          <w:lang w:val="pt-PT"/>
+        </w:rPr>
+      </w:pPr>
+    </w:p>
+    <w:p>
+      <w:pPr>
+        <w:rPr>
+          <w:lang w:val="pt-PT"/>
+        </w:rPr>
+      </w:pPr>
+    </w:p>
+    <w:p>
+      <w:pPr>
+        <w:rPr>
+          <w:lang w:val="pt-PT"/>
+        </w:rPr>
+      </w:pPr>
+    </w:p>
+    <w:p>
+      <w:pPr>
+        <w:rPr>
+          <w:lang w:val="pt-PT"/>
+        </w:rPr>
+      </w:pPr>
+    </w:p>
+    <w:p>
+      <w:pPr>
+        <w:rPr>
+          <w:lang w:val="pt-PT"/>
+        </w:rPr>
+      </w:pPr>
+    </w:p>
+    <w:p>
+      <w:pPr>
+        <w:rPr>
+          <w:lang w:val="pt-PT"/>
+        </w:rPr>
+      </w:pPr>
+    </w:p>
+    <w:p>
+      <w:pPr>
+        <w:rPr>
+          <w:lang w:val="pt-PT"/>
+        </w:rPr>
+      </w:pPr>
+    </w:p>
+    <w:p>
+      <w:pPr>
+        <w:rPr>
+          <w:lang w:val="pt-PT"/>
+        </w:rPr>
+      </w:pPr>
+    </w:p>
+    <w:p>
+      <w:pPr>
+        <w:rPr>
+          <w:lang w:val="pt-PT"/>
+        </w:rPr>
+      </w:pPr>
+    </w:p>
+    <w:p>
+      <w:pPr>
+        <w:rPr>
+          <w:lang w:val="pt-PT"/>
+        </w:rPr>
+      </w:pPr>
+    </w:p>
+    <w:p>
+      <w:pPr>
+        <w:rPr>
+          <w:lang w:val="pt-PT"/>
+        </w:rPr>
+      </w:pPr>
+    </w:p>
+    <w:p>
+      <w:pPr>
+        <w:pStyle w:val="Ttulo1"/>
         <w:rPr>
           <w:lang w:val="pt-PT"/>
         </w:rPr>
@@ -2479,7 +3236,7 @@
                         <w:txbxContent>
                           <w:p>
                             <w:pPr>
-                              <w:pStyle w:val="Caption"/>
+                              <w:pStyle w:val="Legenda"/>
                               <w:rPr>
                                 <w:noProof/>
                                 <w:lang w:val="pt-PT"/>
@@ -2543,7 +3300,7 @@
                   <w:txbxContent>
                     <w:p>
                       <w:pPr>
-                        <w:pStyle w:val="Caption"/>
+                        <w:pStyle w:val="Legenda"/>
                         <w:rPr>
                           <w:noProof/>
                           <w:lang w:val="pt-PT"/>
@@ -2816,7 +3573,7 @@
                         <w:txbxContent>
                           <w:p>
                             <w:pPr>
-                              <w:pStyle w:val="Caption"/>
+                              <w:pStyle w:val="Legenda"/>
                               <w:rPr>
                                 <w:lang w:val="pt-PT"/>
                               </w:rPr>
@@ -2879,7 +3636,7 @@
                   <w:txbxContent>
                     <w:p>
                       <w:pPr>
-                        <w:pStyle w:val="Caption"/>
+                        <w:pStyle w:val="Legenda"/>
                         <w:rPr>
                           <w:lang w:val="pt-PT"/>
                         </w:rPr>
@@ -2945,7 +3702,7 @@
     </w:p>
     <w:p>
       <w:pPr>
-        <w:pStyle w:val="Heading1"/>
+        <w:pStyle w:val="Ttulo1"/>
         <w:rPr>
           <w:lang w:val="pt-PT"/>
         </w:rPr>
@@ -3018,7 +3775,7 @@
     </w:p>
     <w:p>
       <w:pPr>
-        <w:pStyle w:val="ListParagraph"/>
+        <w:pStyle w:val="PargrafodaLista"/>
         <w:numPr>
           <w:ilvl w:val="0"/>
           <w:numId w:val="4"/>
@@ -3036,7 +3793,7 @@
     </w:p>
     <w:p>
       <w:pPr>
-        <w:pStyle w:val="ListParagraph"/>
+        <w:pStyle w:val="PargrafodaLista"/>
         <w:numPr>
           <w:ilvl w:val="0"/>
           <w:numId w:val="4"/>
@@ -3054,7 +3811,7 @@
     </w:p>
     <w:p>
       <w:pPr>
-        <w:pStyle w:val="ListParagraph"/>
+        <w:pStyle w:val="PargrafodaLista"/>
         <w:numPr>
           <w:ilvl w:val="0"/>
           <w:numId w:val="4"/>
@@ -3100,7 +3857,7 @@
     </w:p>
     <w:p>
       <w:pPr>
-        <w:pStyle w:val="ListParagraph"/>
+        <w:pStyle w:val="PargrafodaLista"/>
         <w:numPr>
           <w:ilvl w:val="0"/>
           <w:numId w:val="5"/>
@@ -3124,7 +3881,7 @@
     </w:p>
     <w:p>
       <w:pPr>
-        <w:pStyle w:val="ListParagraph"/>
+        <w:pStyle w:val="PargrafodaLista"/>
         <w:numPr>
           <w:ilvl w:val="0"/>
           <w:numId w:val="5"/>
@@ -3142,7 +3899,7 @@
       <w:hyperlink r:id="rId9" w:history="1">
         <w:r>
           <w:rPr>
-            <w:rStyle w:val="Hyperlink"/>
+            <w:rStyle w:val="Hiperligao"/>
             <w:lang w:val="pt-PT"/>
           </w:rPr>
           <w:t>8220238@estg.ipp.pt</w:t>
@@ -3151,7 +3908,7 @@
     </w:p>
     <w:p>
       <w:pPr>
-        <w:pStyle w:val="ListParagraph"/>
+        <w:pStyle w:val="PargrafodaLista"/>
         <w:numPr>
           <w:ilvl w:val="0"/>
           <w:numId w:val="5"/>
@@ -3169,7 +3926,7 @@
       <w:hyperlink r:id="rId10" w:history="1">
         <w:r>
           <w:rPr>
-            <w:rStyle w:val="Hyperlink"/>
+            <w:rStyle w:val="Hiperligao"/>
             <w:lang w:val="pt-PT"/>
           </w:rPr>
           <w:t>8200066@estg.ipp.pt</w:t>
@@ -3178,7 +3935,7 @@
     </w:p>
     <w:p>
       <w:pPr>
-        <w:pStyle w:val="ListParagraph"/>
+        <w:pStyle w:val="PargrafodaLista"/>
         <w:numPr>
           <w:ilvl w:val="0"/>
           <w:numId w:val="5"/>
@@ -3196,7 +3953,7 @@
       <w:hyperlink r:id="rId11" w:history="1">
         <w:r>
           <w:rPr>
-            <w:rStyle w:val="Hyperlink"/>
+            <w:rStyle w:val="Hiperligao"/>
             <w:lang w:val="pt-PT"/>
           </w:rPr>
           <w:t>8230153@estg.ipp.pt</w:t>
@@ -3212,7 +3969,7 @@
     </w:p>
     <w:p>
       <w:pPr>
-        <w:pStyle w:val="Heading1"/>
+        <w:pStyle w:val="Ttulo1"/>
         <w:rPr>
           <w:lang w:val="pt-PT"/>
         </w:rPr>
@@ -3268,7 +4025,7 @@
     </w:p>
     <w:p>
       <w:pPr>
-        <w:pStyle w:val="ListParagraph"/>
+        <w:pStyle w:val="PargrafodaLista"/>
         <w:numPr>
           <w:ilvl w:val="0"/>
           <w:numId w:val="5"/>
@@ -3286,7 +4043,7 @@
     </w:p>
     <w:p>
       <w:pPr>
-        <w:pStyle w:val="ListParagraph"/>
+        <w:pStyle w:val="PargrafodaLista"/>
         <w:numPr>
           <w:ilvl w:val="0"/>
           <w:numId w:val="5"/>
@@ -3304,7 +4061,7 @@
     </w:p>
     <w:p>
       <w:pPr>
-        <w:pStyle w:val="ListParagraph"/>
+        <w:pStyle w:val="PargrafodaLista"/>
         <w:numPr>
           <w:ilvl w:val="0"/>
           <w:numId w:val="5"/>
@@ -3322,7 +4079,7 @@
       <w:hyperlink r:id="rId12" w:history="1">
         <w:r>
           <w:rPr>
-            <w:rStyle w:val="Hyperlink"/>
+            <w:rStyle w:val="Hiperligao"/>
             <w:lang w:val="pt-PT"/>
           </w:rPr>
           <w:t>8200066@estg.ipp.pt</w:t>
@@ -3331,7 +4088,7 @@
     </w:p>
     <w:p>
       <w:pPr>
-        <w:pStyle w:val="ListParagraph"/>
+        <w:pStyle w:val="PargrafodaLista"/>
         <w:numPr>
           <w:ilvl w:val="0"/>
           <w:numId w:val="5"/>
@@ -3413,7 +4170,7 @@
     </w:p>
     <w:p>
       <w:pPr>
-        <w:pStyle w:val="Heading1"/>
+        <w:pStyle w:val="Ttulo1"/>
         <w:rPr>
           <w:lang w:val="pt-PT"/>
         </w:rPr>
@@ -3489,7 +4246,7 @@
     </w:p>
     <w:p>
       <w:pPr>
-        <w:pStyle w:val="Heading1"/>
+        <w:pStyle w:val="Ttulo1"/>
         <w:rPr>
           <w:lang w:val="pt-PT"/>
         </w:rPr>
@@ -3586,7 +4343,7 @@
     </w:p>
     <w:p>
       <w:pPr>
-        <w:pStyle w:val="Heading1"/>
+        <w:pStyle w:val="Ttulo1"/>
         <w:rPr>
           <w:lang w:val="pt-PT"/>
         </w:rPr>
@@ -3784,7 +4541,7 @@
     </w:p>
     <w:p>
       <w:pPr>
-        <w:pStyle w:val="Heading1"/>
+        <w:pStyle w:val="Ttulo1"/>
         <w:rPr>
           <w:lang w:val="pt-PT"/>
         </w:rPr>
@@ -4355,6 +5112,119 @@
     </w:lvl>
   </w:abstractNum>
   <w:abstractNum w:abstractNumId="2" w15:restartNumberingAfterBreak="0">
+    <w:nsid w:val="04224C39"/>
+    <w:multiLevelType w:val="hybridMultilevel"/>
+    <w:tmpl w:val="D87A672C"/>
+    <w:lvl w:ilvl="0" w:tplc="08160001">
+      <w:start w:val="1"/>
+      <w:numFmt w:val="bullet"/>
+      <w:lvlText w:val=""/>
+      <w:lvlJc w:val="left"/>
+      <w:pPr>
+        <w:ind w:left="2160" w:hanging="360"/>
+      </w:pPr>
+      <w:rPr>
+        <w:rFonts w:ascii="Symbol" w:hAnsi="Symbol" w:hint="default"/>
+      </w:rPr>
+    </w:lvl>
+    <w:lvl w:ilvl="1" w:tplc="08160003" w:tentative="1">
+      <w:start w:val="1"/>
+      <w:numFmt w:val="bullet"/>
+      <w:lvlText w:val="o"/>
+      <w:lvlJc w:val="left"/>
+      <w:pPr>
+        <w:ind w:left="2880" w:hanging="360"/>
+      </w:pPr>
+      <w:rPr>
+        <w:rFonts w:ascii="Courier New" w:hAnsi="Courier New" w:cs="Courier New" w:hint="default"/>
+      </w:rPr>
+    </w:lvl>
+    <w:lvl w:ilvl="2" w:tplc="08160005" w:tentative="1">
+      <w:start w:val="1"/>
+      <w:numFmt w:val="bullet"/>
+      <w:lvlText w:val=""/>
+      <w:lvlJc w:val="left"/>
+      <w:pPr>
+        <w:ind w:left="3600" w:hanging="360"/>
+      </w:pPr>
+      <w:rPr>
+        <w:rFonts w:ascii="Wingdings" w:hAnsi="Wingdings" w:hint="default"/>
+      </w:rPr>
+    </w:lvl>
+    <w:lvl w:ilvl="3" w:tplc="08160001" w:tentative="1">
+      <w:start w:val="1"/>
+      <w:numFmt w:val="bullet"/>
+      <w:lvlText w:val=""/>
+      <w:lvlJc w:val="left"/>
+      <w:pPr>
+        <w:ind w:left="4320" w:hanging="360"/>
+      </w:pPr>
+      <w:rPr>
+        <w:rFonts w:ascii="Symbol" w:hAnsi="Symbol" w:hint="default"/>
+      </w:rPr>
+    </w:lvl>
+    <w:lvl w:ilvl="4" w:tplc="08160003" w:tentative="1">
+      <w:start w:val="1"/>
+      <w:numFmt w:val="bullet"/>
+      <w:lvlText w:val="o"/>
+      <w:lvlJc w:val="left"/>
+      <w:pPr>
+        <w:ind w:left="5040" w:hanging="360"/>
+      </w:pPr>
+      <w:rPr>
+        <w:rFonts w:ascii="Courier New" w:hAnsi="Courier New" w:cs="Courier New" w:hint="default"/>
+      </w:rPr>
+    </w:lvl>
+    <w:lvl w:ilvl="5" w:tplc="08160005" w:tentative="1">
+      <w:start w:val="1"/>
+      <w:numFmt w:val="bullet"/>
+      <w:lvlText w:val=""/>
+      <w:lvlJc w:val="left"/>
+      <w:pPr>
+        <w:ind w:left="5760" w:hanging="360"/>
+      </w:pPr>
+      <w:rPr>
+        <w:rFonts w:ascii="Wingdings" w:hAnsi="Wingdings" w:hint="default"/>
+      </w:rPr>
+    </w:lvl>
+    <w:lvl w:ilvl="6" w:tplc="08160001" w:tentative="1">
+      <w:start w:val="1"/>
+      <w:numFmt w:val="bullet"/>
+      <w:lvlText w:val=""/>
+      <w:lvlJc w:val="left"/>
+      <w:pPr>
+        <w:ind w:left="6480" w:hanging="360"/>
+      </w:pPr>
+      <w:rPr>
+        <w:rFonts w:ascii="Symbol" w:hAnsi="Symbol" w:hint="default"/>
+      </w:rPr>
+    </w:lvl>
+    <w:lvl w:ilvl="7" w:tplc="08160003" w:tentative="1">
+      <w:start w:val="1"/>
+      <w:numFmt w:val="bullet"/>
+      <w:lvlText w:val="o"/>
+      <w:lvlJc w:val="left"/>
+      <w:pPr>
+        <w:ind w:left="7200" w:hanging="360"/>
+      </w:pPr>
+      <w:rPr>
+        <w:rFonts w:ascii="Courier New" w:hAnsi="Courier New" w:cs="Courier New" w:hint="default"/>
+      </w:rPr>
+    </w:lvl>
+    <w:lvl w:ilvl="8" w:tplc="08160005" w:tentative="1">
+      <w:start w:val="1"/>
+      <w:numFmt w:val="bullet"/>
+      <w:lvlText w:val=""/>
+      <w:lvlJc w:val="left"/>
+      <w:pPr>
+        <w:ind w:left="7920" w:hanging="360"/>
+      </w:pPr>
+      <w:rPr>
+        <w:rFonts w:ascii="Wingdings" w:hAnsi="Wingdings" w:hint="default"/>
+      </w:rPr>
+    </w:lvl>
+  </w:abstractNum>
+  <w:abstractNum w:abstractNumId="3" w15:restartNumberingAfterBreak="0">
     <w:nsid w:val="0BED2B9E"/>
     <w:multiLevelType w:val="multilevel"/>
     <w:tmpl w:val="00564ABC"/>
@@ -4467,7 +5337,7 @@
       </w:pPr>
     </w:lvl>
   </w:abstractNum>
-  <w:abstractNum w:abstractNumId="3" w15:restartNumberingAfterBreak="0">
+  <w:abstractNum w:abstractNumId="4" w15:restartNumberingAfterBreak="0">
     <w:nsid w:val="1ADD4056"/>
     <w:multiLevelType w:val="multilevel"/>
     <w:tmpl w:val="C9624F28"/>
@@ -4616,7 +5486,7 @@
       </w:rPr>
     </w:lvl>
   </w:abstractNum>
-  <w:abstractNum w:abstractNumId="4" w15:restartNumberingAfterBreak="0">
+  <w:abstractNum w:abstractNumId="5" w15:restartNumberingAfterBreak="0">
     <w:nsid w:val="246327CB"/>
     <w:multiLevelType w:val="hybridMultilevel"/>
     <w:tmpl w:val="81E6CF4C"/>
@@ -4729,7 +5599,269 @@
       </w:rPr>
     </w:lvl>
   </w:abstractNum>
-  <w:abstractNum w:abstractNumId="5" w15:restartNumberingAfterBreak="0">
+  <w:abstractNum w:abstractNumId="6" w15:restartNumberingAfterBreak="0">
+    <w:nsid w:val="26821072"/>
+    <w:multiLevelType w:val="hybridMultilevel"/>
+    <w:tmpl w:val="0E367F56"/>
+    <w:lvl w:ilvl="0" w:tplc="08160001">
+      <w:start w:val="1"/>
+      <w:numFmt w:val="bullet"/>
+      <w:lvlText w:val=""/>
+      <w:lvlJc w:val="left"/>
+      <w:pPr>
+        <w:ind w:left="720" w:hanging="360"/>
+      </w:pPr>
+      <w:rPr>
+        <w:rFonts w:ascii="Symbol" w:hAnsi="Symbol" w:hint="default"/>
+      </w:rPr>
+    </w:lvl>
+    <w:lvl w:ilvl="1" w:tplc="08160003" w:tentative="1">
+      <w:start w:val="1"/>
+      <w:numFmt w:val="bullet"/>
+      <w:lvlText w:val="o"/>
+      <w:lvlJc w:val="left"/>
+      <w:pPr>
+        <w:ind w:left="1440" w:hanging="360"/>
+      </w:pPr>
+      <w:rPr>
+        <w:rFonts w:ascii="Courier New" w:hAnsi="Courier New" w:cs="Courier New" w:hint="default"/>
+      </w:rPr>
+    </w:lvl>
+    <w:lvl w:ilvl="2" w:tplc="08160005" w:tentative="1">
+      <w:start w:val="1"/>
+      <w:numFmt w:val="bullet"/>
+      <w:lvlText w:val=""/>
+      <w:lvlJc w:val="left"/>
+      <w:pPr>
+        <w:ind w:left="2160" w:hanging="360"/>
+      </w:pPr>
+      <w:rPr>
+        <w:rFonts w:ascii="Wingdings" w:hAnsi="Wingdings" w:hint="default"/>
+      </w:rPr>
+    </w:lvl>
+    <w:lvl w:ilvl="3" w:tplc="08160001" w:tentative="1">
+      <w:start w:val="1"/>
+      <w:numFmt w:val="bullet"/>
+      <w:lvlText w:val=""/>
+      <w:lvlJc w:val="left"/>
+      <w:pPr>
+        <w:ind w:left="2880" w:hanging="360"/>
+      </w:pPr>
+      <w:rPr>
+        <w:rFonts w:ascii="Symbol" w:hAnsi="Symbol" w:hint="default"/>
+      </w:rPr>
+    </w:lvl>
+    <w:lvl w:ilvl="4" w:tplc="08160003" w:tentative="1">
+      <w:start w:val="1"/>
+      <w:numFmt w:val="bullet"/>
+      <w:lvlText w:val="o"/>
+      <w:lvlJc w:val="left"/>
+      <w:pPr>
+        <w:ind w:left="3600" w:hanging="360"/>
+      </w:pPr>
+      <w:rPr>
+        <w:rFonts w:ascii="Courier New" w:hAnsi="Courier New" w:cs="Courier New" w:hint="default"/>
+      </w:rPr>
+    </w:lvl>
+    <w:lvl w:ilvl="5" w:tplc="08160005" w:tentative="1">
+      <w:start w:val="1"/>
+      <w:numFmt w:val="bullet"/>
+      <w:lvlText w:val=""/>
+      <w:lvlJc w:val="left"/>
+      <w:pPr>
+        <w:ind w:left="4320" w:hanging="360"/>
+      </w:pPr>
+      <w:rPr>
+        <w:rFonts w:ascii="Wingdings" w:hAnsi="Wingdings" w:hint="default"/>
+      </w:rPr>
+    </w:lvl>
+    <w:lvl w:ilvl="6" w:tplc="08160001" w:tentative="1">
+      <w:start w:val="1"/>
+      <w:numFmt w:val="bullet"/>
+      <w:lvlText w:val=""/>
+      <w:lvlJc w:val="left"/>
+      <w:pPr>
+        <w:ind w:left="5040" w:hanging="360"/>
+      </w:pPr>
+      <w:rPr>
+        <w:rFonts w:ascii="Symbol" w:hAnsi="Symbol" w:hint="default"/>
+      </w:rPr>
+    </w:lvl>
+    <w:lvl w:ilvl="7" w:tplc="08160003" w:tentative="1">
+      <w:start w:val="1"/>
+      <w:numFmt w:val="bullet"/>
+      <w:lvlText w:val="o"/>
+      <w:lvlJc w:val="left"/>
+      <w:pPr>
+        <w:ind w:left="5760" w:hanging="360"/>
+      </w:pPr>
+      <w:rPr>
+        <w:rFonts w:ascii="Courier New" w:hAnsi="Courier New" w:cs="Courier New" w:hint="default"/>
+      </w:rPr>
+    </w:lvl>
+    <w:lvl w:ilvl="8" w:tplc="08160005" w:tentative="1">
+      <w:start w:val="1"/>
+      <w:numFmt w:val="bullet"/>
+      <w:lvlText w:val=""/>
+      <w:lvlJc w:val="left"/>
+      <w:pPr>
+        <w:ind w:left="6480" w:hanging="360"/>
+      </w:pPr>
+      <w:rPr>
+        <w:rFonts w:ascii="Wingdings" w:hAnsi="Wingdings" w:hint="default"/>
+      </w:rPr>
+    </w:lvl>
+  </w:abstractNum>
+  <w:abstractNum w:abstractNumId="7" w15:restartNumberingAfterBreak="0">
+    <w:nsid w:val="28A61FD9"/>
+    <w:multiLevelType w:val="multilevel"/>
+    <w:tmpl w:val="19A8905C"/>
+    <w:lvl w:ilvl="0">
+      <w:start w:val="1"/>
+      <w:numFmt w:val="bullet"/>
+      <w:lvlText w:val=""/>
+      <w:lvlJc w:val="left"/>
+      <w:pPr>
+        <w:tabs>
+          <w:tab w:val="num" w:pos="720"/>
+        </w:tabs>
+        <w:ind w:left="720" w:hanging="360"/>
+      </w:pPr>
+      <w:rPr>
+        <w:rFonts w:ascii="Symbol" w:hAnsi="Symbol" w:hint="default"/>
+        <w:sz w:val="20"/>
+      </w:rPr>
+    </w:lvl>
+    <w:lvl w:ilvl="1" w:tentative="1">
+      <w:start w:val="1"/>
+      <w:numFmt w:val="bullet"/>
+      <w:lvlText w:val="o"/>
+      <w:lvlJc w:val="left"/>
+      <w:pPr>
+        <w:tabs>
+          <w:tab w:val="num" w:pos="1440"/>
+        </w:tabs>
+        <w:ind w:left="1440" w:hanging="360"/>
+      </w:pPr>
+      <w:rPr>
+        <w:rFonts w:ascii="Courier New" w:hAnsi="Courier New" w:hint="default"/>
+        <w:sz w:val="20"/>
+      </w:rPr>
+    </w:lvl>
+    <w:lvl w:ilvl="2" w:tentative="1">
+      <w:start w:val="1"/>
+      <w:numFmt w:val="bullet"/>
+      <w:lvlText w:val=""/>
+      <w:lvlJc w:val="left"/>
+      <w:pPr>
+        <w:tabs>
+          <w:tab w:val="num" w:pos="2160"/>
+        </w:tabs>
+        <w:ind w:left="2160" w:hanging="360"/>
+      </w:pPr>
+      <w:rPr>
+        <w:rFonts w:ascii="Wingdings" w:hAnsi="Wingdings" w:hint="default"/>
+        <w:sz w:val="20"/>
+      </w:rPr>
+    </w:lvl>
+    <w:lvl w:ilvl="3" w:tentative="1">
+      <w:start w:val="1"/>
+      <w:numFmt w:val="bullet"/>
+      <w:lvlText w:val=""/>
+      <w:lvlJc w:val="left"/>
+      <w:pPr>
+        <w:tabs>
+          <w:tab w:val="num" w:pos="2880"/>
+        </w:tabs>
+        <w:ind w:left="2880" w:hanging="360"/>
+      </w:pPr>
+      <w:rPr>
+        <w:rFonts w:ascii="Wingdings" w:hAnsi="Wingdings" w:hint="default"/>
+        <w:sz w:val="20"/>
+      </w:rPr>
+    </w:lvl>
+    <w:lvl w:ilvl="4" w:tentative="1">
+      <w:start w:val="1"/>
+      <w:numFmt w:val="bullet"/>
+      <w:lvlText w:val=""/>
+      <w:lvlJc w:val="left"/>
+      <w:pPr>
+        <w:tabs>
+          <w:tab w:val="num" w:pos="3600"/>
+        </w:tabs>
+        <w:ind w:left="3600" w:hanging="360"/>
+      </w:pPr>
+      <w:rPr>
+        <w:rFonts w:ascii="Wingdings" w:hAnsi="Wingdings" w:hint="default"/>
+        <w:sz w:val="20"/>
+      </w:rPr>
+    </w:lvl>
+    <w:lvl w:ilvl="5" w:tentative="1">
+      <w:start w:val="1"/>
+      <w:numFmt w:val="bullet"/>
+      <w:lvlText w:val=""/>
+      <w:lvlJc w:val="left"/>
+      <w:pPr>
+        <w:tabs>
+          <w:tab w:val="num" w:pos="4320"/>
+        </w:tabs>
+        <w:ind w:left="4320" w:hanging="360"/>
+      </w:pPr>
+      <w:rPr>
+        <w:rFonts w:ascii="Wingdings" w:hAnsi="Wingdings" w:hint="default"/>
+        <w:sz w:val="20"/>
+      </w:rPr>
+    </w:lvl>
+    <w:lvl w:ilvl="6" w:tentative="1">
+      <w:start w:val="1"/>
+      <w:numFmt w:val="bullet"/>
+      <w:lvlText w:val=""/>
+      <w:lvlJc w:val="left"/>
+      <w:pPr>
+        <w:tabs>
+          <w:tab w:val="num" w:pos="5040"/>
+        </w:tabs>
+        <w:ind w:left="5040" w:hanging="360"/>
+      </w:pPr>
+      <w:rPr>
+        <w:rFonts w:ascii="Wingdings" w:hAnsi="Wingdings" w:hint="default"/>
+        <w:sz w:val="20"/>
+      </w:rPr>
+    </w:lvl>
+    <w:lvl w:ilvl="7" w:tentative="1">
+      <w:start w:val="1"/>
+      <w:numFmt w:val="bullet"/>
+      <w:lvlText w:val=""/>
+      <w:lvlJc w:val="left"/>
+      <w:pPr>
+        <w:tabs>
+          <w:tab w:val="num" w:pos="5760"/>
+        </w:tabs>
+        <w:ind w:left="5760" w:hanging="360"/>
+      </w:pPr>
+      <w:rPr>
+        <w:rFonts w:ascii="Wingdings" w:hAnsi="Wingdings" w:hint="default"/>
+        <w:sz w:val="20"/>
+      </w:rPr>
+    </w:lvl>
+    <w:lvl w:ilvl="8" w:tentative="1">
+      <w:start w:val="1"/>
+      <w:numFmt w:val="bullet"/>
+      <w:lvlText w:val=""/>
+      <w:lvlJc w:val="left"/>
+      <w:pPr>
+        <w:tabs>
+          <w:tab w:val="num" w:pos="6480"/>
+        </w:tabs>
+        <w:ind w:left="6480" w:hanging="360"/>
+      </w:pPr>
+      <w:rPr>
+        <w:rFonts w:ascii="Wingdings" w:hAnsi="Wingdings" w:hint="default"/>
+        <w:sz w:val="20"/>
+      </w:rPr>
+    </w:lvl>
+  </w:abstractNum>
+  <w:abstractNum w:abstractNumId="8" w15:restartNumberingAfterBreak="0">
     <w:nsid w:val="30892F06"/>
     <w:multiLevelType w:val="hybridMultilevel"/>
     <w:tmpl w:val="E3F84976"/>
@@ -4818,7 +5950,7 @@
       </w:pPr>
     </w:lvl>
   </w:abstractNum>
-  <w:abstractNum w:abstractNumId="6" w15:restartNumberingAfterBreak="0">
+  <w:abstractNum w:abstractNumId="9" w15:restartNumberingAfterBreak="0">
     <w:nsid w:val="3D9C4EA0"/>
     <w:multiLevelType w:val="hybridMultilevel"/>
     <w:tmpl w:val="2DBE3C2C"/>
@@ -4907,7 +6039,7 @@
       </w:pPr>
     </w:lvl>
   </w:abstractNum>
-  <w:abstractNum w:abstractNumId="7" w15:restartNumberingAfterBreak="0">
+  <w:abstractNum w:abstractNumId="10" w15:restartNumberingAfterBreak="0">
     <w:nsid w:val="4E4E594E"/>
     <w:multiLevelType w:val="multilevel"/>
     <w:tmpl w:val="A09020E2"/>
@@ -5020,7 +6152,7 @@
       </w:pPr>
     </w:lvl>
   </w:abstractNum>
-  <w:abstractNum w:abstractNumId="8" w15:restartNumberingAfterBreak="0">
+  <w:abstractNum w:abstractNumId="11" w15:restartNumberingAfterBreak="0">
     <w:nsid w:val="4FED0654"/>
     <w:multiLevelType w:val="multilevel"/>
     <w:tmpl w:val="DCDC8B12"/>
@@ -5169,7 +6301,7 @@
       </w:rPr>
     </w:lvl>
   </w:abstractNum>
-  <w:abstractNum w:abstractNumId="9" w15:restartNumberingAfterBreak="0">
+  <w:abstractNum w:abstractNumId="12" w15:restartNumberingAfterBreak="0">
     <w:nsid w:val="59A019C7"/>
     <w:multiLevelType w:val="hybridMultilevel"/>
     <w:tmpl w:val="29B68B7E"/>
@@ -5282,7 +6414,120 @@
       </w:rPr>
     </w:lvl>
   </w:abstractNum>
-  <w:abstractNum w:abstractNumId="10" w15:restartNumberingAfterBreak="0">
+  <w:abstractNum w:abstractNumId="13" w15:restartNumberingAfterBreak="0">
+    <w:nsid w:val="5C46223A"/>
+    <w:multiLevelType w:val="hybridMultilevel"/>
+    <w:tmpl w:val="A28AF540"/>
+    <w:lvl w:ilvl="0" w:tplc="08160001">
+      <w:start w:val="1"/>
+      <w:numFmt w:val="bullet"/>
+      <w:lvlText w:val=""/>
+      <w:lvlJc w:val="left"/>
+      <w:pPr>
+        <w:ind w:left="2880" w:hanging="360"/>
+      </w:pPr>
+      <w:rPr>
+        <w:rFonts w:ascii="Symbol" w:hAnsi="Symbol" w:hint="default"/>
+      </w:rPr>
+    </w:lvl>
+    <w:lvl w:ilvl="1" w:tplc="08160003" w:tentative="1">
+      <w:start w:val="1"/>
+      <w:numFmt w:val="bullet"/>
+      <w:lvlText w:val="o"/>
+      <w:lvlJc w:val="left"/>
+      <w:pPr>
+        <w:ind w:left="3600" w:hanging="360"/>
+      </w:pPr>
+      <w:rPr>
+        <w:rFonts w:ascii="Courier New" w:hAnsi="Courier New" w:cs="Courier New" w:hint="default"/>
+      </w:rPr>
+    </w:lvl>
+    <w:lvl w:ilvl="2" w:tplc="08160005" w:tentative="1">
+      <w:start w:val="1"/>
+      <w:numFmt w:val="bullet"/>
+      <w:lvlText w:val=""/>
+      <w:lvlJc w:val="left"/>
+      <w:pPr>
+        <w:ind w:left="4320" w:hanging="360"/>
+      </w:pPr>
+      <w:rPr>
+        <w:rFonts w:ascii="Wingdings" w:hAnsi="Wingdings" w:hint="default"/>
+      </w:rPr>
+    </w:lvl>
+    <w:lvl w:ilvl="3" w:tplc="08160001" w:tentative="1">
+      <w:start w:val="1"/>
+      <w:numFmt w:val="bullet"/>
+      <w:lvlText w:val=""/>
+      <w:lvlJc w:val="left"/>
+      <w:pPr>
+        <w:ind w:left="5040" w:hanging="360"/>
+      </w:pPr>
+      <w:rPr>
+        <w:rFonts w:ascii="Symbol" w:hAnsi="Symbol" w:hint="default"/>
+      </w:rPr>
+    </w:lvl>
+    <w:lvl w:ilvl="4" w:tplc="08160003" w:tentative="1">
+      <w:start w:val="1"/>
+      <w:numFmt w:val="bullet"/>
+      <w:lvlText w:val="o"/>
+      <w:lvlJc w:val="left"/>
+      <w:pPr>
+        <w:ind w:left="5760" w:hanging="360"/>
+      </w:pPr>
+      <w:rPr>
+        <w:rFonts w:ascii="Courier New" w:hAnsi="Courier New" w:cs="Courier New" w:hint="default"/>
+      </w:rPr>
+    </w:lvl>
+    <w:lvl w:ilvl="5" w:tplc="08160005" w:tentative="1">
+      <w:start w:val="1"/>
+      <w:numFmt w:val="bullet"/>
+      <w:lvlText w:val=""/>
+      <w:lvlJc w:val="left"/>
+      <w:pPr>
+        <w:ind w:left="6480" w:hanging="360"/>
+      </w:pPr>
+      <w:rPr>
+        <w:rFonts w:ascii="Wingdings" w:hAnsi="Wingdings" w:hint="default"/>
+      </w:rPr>
+    </w:lvl>
+    <w:lvl w:ilvl="6" w:tplc="08160001" w:tentative="1">
+      <w:start w:val="1"/>
+      <w:numFmt w:val="bullet"/>
+      <w:lvlText w:val=""/>
+      <w:lvlJc w:val="left"/>
+      <w:pPr>
+        <w:ind w:left="7200" w:hanging="360"/>
+      </w:pPr>
+      <w:rPr>
+        <w:rFonts w:ascii="Symbol" w:hAnsi="Symbol" w:hint="default"/>
+      </w:rPr>
+    </w:lvl>
+    <w:lvl w:ilvl="7" w:tplc="08160003" w:tentative="1">
+      <w:start w:val="1"/>
+      <w:numFmt w:val="bullet"/>
+      <w:lvlText w:val="o"/>
+      <w:lvlJc w:val="left"/>
+      <w:pPr>
+        <w:ind w:left="7920" w:hanging="360"/>
+      </w:pPr>
+      <w:rPr>
+        <w:rFonts w:ascii="Courier New" w:hAnsi="Courier New" w:cs="Courier New" w:hint="default"/>
+      </w:rPr>
+    </w:lvl>
+    <w:lvl w:ilvl="8" w:tplc="08160005" w:tentative="1">
+      <w:start w:val="1"/>
+      <w:numFmt w:val="bullet"/>
+      <w:lvlText w:val=""/>
+      <w:lvlJc w:val="left"/>
+      <w:pPr>
+        <w:ind w:left="8640" w:hanging="360"/>
+      </w:pPr>
+      <w:rPr>
+        <w:rFonts w:ascii="Wingdings" w:hAnsi="Wingdings" w:hint="default"/>
+      </w:rPr>
+    </w:lvl>
+  </w:abstractNum>
+  <w:abstractNum w:abstractNumId="14" w15:restartNumberingAfterBreak="0">
     <w:nsid w:val="5EC2789A"/>
     <w:multiLevelType w:val="hybridMultilevel"/>
     <w:tmpl w:val="DE9E065C"/>
@@ -5395,7 +6640,120 @@
       </w:rPr>
     </w:lvl>
   </w:abstractNum>
-  <w:abstractNum w:abstractNumId="11" w15:restartNumberingAfterBreak="0">
+  <w:abstractNum w:abstractNumId="15" w15:restartNumberingAfterBreak="0">
+    <w:nsid w:val="66650425"/>
+    <w:multiLevelType w:val="hybridMultilevel"/>
+    <w:tmpl w:val="619AEDAA"/>
+    <w:lvl w:ilvl="0" w:tplc="08160001">
+      <w:start w:val="1"/>
+      <w:numFmt w:val="bullet"/>
+      <w:lvlText w:val=""/>
+      <w:lvlJc w:val="left"/>
+      <w:pPr>
+        <w:ind w:left="2160" w:hanging="360"/>
+      </w:pPr>
+      <w:rPr>
+        <w:rFonts w:ascii="Symbol" w:hAnsi="Symbol" w:hint="default"/>
+      </w:rPr>
+    </w:lvl>
+    <w:lvl w:ilvl="1" w:tplc="08160003" w:tentative="1">
+      <w:start w:val="1"/>
+      <w:numFmt w:val="bullet"/>
+      <w:lvlText w:val="o"/>
+      <w:lvlJc w:val="left"/>
+      <w:pPr>
+        <w:ind w:left="2880" w:hanging="360"/>
+      </w:pPr>
+      <w:rPr>
+        <w:rFonts w:ascii="Courier New" w:hAnsi="Courier New" w:cs="Courier New" w:hint="default"/>
+      </w:rPr>
+    </w:lvl>
+    <w:lvl w:ilvl="2" w:tplc="08160005" w:tentative="1">
+      <w:start w:val="1"/>
+      <w:numFmt w:val="bullet"/>
+      <w:lvlText w:val=""/>
+      <w:lvlJc w:val="left"/>
+      <w:pPr>
+        <w:ind w:left="3600" w:hanging="360"/>
+      </w:pPr>
+      <w:rPr>
+        <w:rFonts w:ascii="Wingdings" w:hAnsi="Wingdings" w:hint="default"/>
+      </w:rPr>
+    </w:lvl>
+    <w:lvl w:ilvl="3" w:tplc="08160001" w:tentative="1">
+      <w:start w:val="1"/>
+      <w:numFmt w:val="bullet"/>
+      <w:lvlText w:val=""/>
+      <w:lvlJc w:val="left"/>
+      <w:pPr>
+        <w:ind w:left="4320" w:hanging="360"/>
+      </w:pPr>
+      <w:rPr>
+        <w:rFonts w:ascii="Symbol" w:hAnsi="Symbol" w:hint="default"/>
+      </w:rPr>
+    </w:lvl>
+    <w:lvl w:ilvl="4" w:tplc="08160003" w:tentative="1">
+      <w:start w:val="1"/>
+      <w:numFmt w:val="bullet"/>
+      <w:lvlText w:val="o"/>
+      <w:lvlJc w:val="left"/>
+      <w:pPr>
+        <w:ind w:left="5040" w:hanging="360"/>
+      </w:pPr>
+      <w:rPr>
+        <w:rFonts w:ascii="Courier New" w:hAnsi="Courier New" w:cs="Courier New" w:hint="default"/>
+      </w:rPr>
+    </w:lvl>
+    <w:lvl w:ilvl="5" w:tplc="08160005" w:tentative="1">
+      <w:start w:val="1"/>
+      <w:numFmt w:val="bullet"/>
+      <w:lvlText w:val=""/>
+      <w:lvlJc w:val="left"/>
+      <w:pPr>
+        <w:ind w:left="5760" w:hanging="360"/>
+      </w:pPr>
+      <w:rPr>
+        <w:rFonts w:ascii="Wingdings" w:hAnsi="Wingdings" w:hint="default"/>
+      </w:rPr>
+    </w:lvl>
+    <w:lvl w:ilvl="6" w:tplc="08160001" w:tentative="1">
+      <w:start w:val="1"/>
+      <w:numFmt w:val="bullet"/>
+      <w:lvlText w:val=""/>
+      <w:lvlJc w:val="left"/>
+      <w:pPr>
+        <w:ind w:left="6480" w:hanging="360"/>
+      </w:pPr>
+      <w:rPr>
+        <w:rFonts w:ascii="Symbol" w:hAnsi="Symbol" w:hint="default"/>
+      </w:rPr>
+    </w:lvl>
+    <w:lvl w:ilvl="7" w:tplc="08160003" w:tentative="1">
+      <w:start w:val="1"/>
+      <w:numFmt w:val="bullet"/>
+      <w:lvlText w:val="o"/>
+      <w:lvlJc w:val="left"/>
+      <w:pPr>
+        <w:ind w:left="7200" w:hanging="360"/>
+      </w:pPr>
+      <w:rPr>
+        <w:rFonts w:ascii="Courier New" w:hAnsi="Courier New" w:cs="Courier New" w:hint="default"/>
+      </w:rPr>
+    </w:lvl>
+    <w:lvl w:ilvl="8" w:tplc="08160005" w:tentative="1">
+      <w:start w:val="1"/>
+      <w:numFmt w:val="bullet"/>
+      <w:lvlText w:val=""/>
+      <w:lvlJc w:val="left"/>
+      <w:pPr>
+        <w:ind w:left="7920" w:hanging="360"/>
+      </w:pPr>
+      <w:rPr>
+        <w:rFonts w:ascii="Wingdings" w:hAnsi="Wingdings" w:hint="default"/>
+      </w:rPr>
+    </w:lvl>
+  </w:abstractNum>
+  <w:abstractNum w:abstractNumId="16" w15:restartNumberingAfterBreak="0">
     <w:nsid w:val="69BF19F4"/>
     <w:multiLevelType w:val="hybridMultilevel"/>
     <w:tmpl w:val="CCCC2B46"/>
@@ -5508,7 +6866,7 @@
       </w:rPr>
     </w:lvl>
   </w:abstractNum>
-  <w:abstractNum w:abstractNumId="12" w15:restartNumberingAfterBreak="0">
+  <w:abstractNum w:abstractNumId="17" w15:restartNumberingAfterBreak="0">
     <w:nsid w:val="70873245"/>
     <w:multiLevelType w:val="hybridMultilevel"/>
     <w:tmpl w:val="6812E104"/>
@@ -5621,7 +6979,120 @@
       </w:rPr>
     </w:lvl>
   </w:abstractNum>
-  <w:abstractNum w:abstractNumId="13" w15:restartNumberingAfterBreak="0">
+  <w:abstractNum w:abstractNumId="18" w15:restartNumberingAfterBreak="0">
+    <w:nsid w:val="76AB4F35"/>
+    <w:multiLevelType w:val="hybridMultilevel"/>
+    <w:tmpl w:val="BE2E6322"/>
+    <w:lvl w:ilvl="0" w:tplc="08160001">
+      <w:start w:val="1"/>
+      <w:numFmt w:val="bullet"/>
+      <w:lvlText w:val=""/>
+      <w:lvlJc w:val="left"/>
+      <w:pPr>
+        <w:ind w:left="2160" w:hanging="360"/>
+      </w:pPr>
+      <w:rPr>
+        <w:rFonts w:ascii="Symbol" w:hAnsi="Symbol" w:hint="default"/>
+      </w:rPr>
+    </w:lvl>
+    <w:lvl w:ilvl="1" w:tplc="08160003" w:tentative="1">
+      <w:start w:val="1"/>
+      <w:numFmt w:val="bullet"/>
+      <w:lvlText w:val="o"/>
+      <w:lvlJc w:val="left"/>
+      <w:pPr>
+        <w:ind w:left="2880" w:hanging="360"/>
+      </w:pPr>
+      <w:rPr>
+        <w:rFonts w:ascii="Courier New" w:hAnsi="Courier New" w:cs="Courier New" w:hint="default"/>
+      </w:rPr>
+    </w:lvl>
+    <w:lvl w:ilvl="2" w:tplc="08160005" w:tentative="1">
+      <w:start w:val="1"/>
+      <w:numFmt w:val="bullet"/>
+      <w:lvlText w:val=""/>
+      <w:lvlJc w:val="left"/>
+      <w:pPr>
+        <w:ind w:left="3600" w:hanging="360"/>
+      </w:pPr>
+      <w:rPr>
+        <w:rFonts w:ascii="Wingdings" w:hAnsi="Wingdings" w:hint="default"/>
+      </w:rPr>
+    </w:lvl>
+    <w:lvl w:ilvl="3" w:tplc="08160001" w:tentative="1">
+      <w:start w:val="1"/>
+      <w:numFmt w:val="bullet"/>
+      <w:lvlText w:val=""/>
+      <w:lvlJc w:val="left"/>
+      <w:pPr>
+        <w:ind w:left="4320" w:hanging="360"/>
+      </w:pPr>
+      <w:rPr>
+        <w:rFonts w:ascii="Symbol" w:hAnsi="Symbol" w:hint="default"/>
+      </w:rPr>
+    </w:lvl>
+    <w:lvl w:ilvl="4" w:tplc="08160003" w:tentative="1">
+      <w:start w:val="1"/>
+      <w:numFmt w:val="bullet"/>
+      <w:lvlText w:val="o"/>
+      <w:lvlJc w:val="left"/>
+      <w:pPr>
+        <w:ind w:left="5040" w:hanging="360"/>
+      </w:pPr>
+      <w:rPr>
+        <w:rFonts w:ascii="Courier New" w:hAnsi="Courier New" w:cs="Courier New" w:hint="default"/>
+      </w:rPr>
+    </w:lvl>
+    <w:lvl w:ilvl="5" w:tplc="08160005" w:tentative="1">
+      <w:start w:val="1"/>
+      <w:numFmt w:val="bullet"/>
+      <w:lvlText w:val=""/>
+      <w:lvlJc w:val="left"/>
+      <w:pPr>
+        <w:ind w:left="5760" w:hanging="360"/>
+      </w:pPr>
+      <w:rPr>
+        <w:rFonts w:ascii="Wingdings" w:hAnsi="Wingdings" w:hint="default"/>
+      </w:rPr>
+    </w:lvl>
+    <w:lvl w:ilvl="6" w:tplc="08160001" w:tentative="1">
+      <w:start w:val="1"/>
+      <w:numFmt w:val="bullet"/>
+      <w:lvlText w:val=""/>
+      <w:lvlJc w:val="left"/>
+      <w:pPr>
+        <w:ind w:left="6480" w:hanging="360"/>
+      </w:pPr>
+      <w:rPr>
+        <w:rFonts w:ascii="Symbol" w:hAnsi="Symbol" w:hint="default"/>
+      </w:rPr>
+    </w:lvl>
+    <w:lvl w:ilvl="7" w:tplc="08160003" w:tentative="1">
+      <w:start w:val="1"/>
+      <w:numFmt w:val="bullet"/>
+      <w:lvlText w:val="o"/>
+      <w:lvlJc w:val="left"/>
+      <w:pPr>
+        <w:ind w:left="7200" w:hanging="360"/>
+      </w:pPr>
+      <w:rPr>
+        <w:rFonts w:ascii="Courier New" w:hAnsi="Courier New" w:cs="Courier New" w:hint="default"/>
+      </w:rPr>
+    </w:lvl>
+    <w:lvl w:ilvl="8" w:tplc="08160005" w:tentative="1">
+      <w:start w:val="1"/>
+      <w:numFmt w:val="bullet"/>
+      <w:lvlText w:val=""/>
+      <w:lvlJc w:val="left"/>
+      <w:pPr>
+        <w:ind w:left="7920" w:hanging="360"/>
+      </w:pPr>
+      <w:rPr>
+        <w:rFonts w:ascii="Wingdings" w:hAnsi="Wingdings" w:hint="default"/>
+      </w:rPr>
+    </w:lvl>
+  </w:abstractNum>
+  <w:abstractNum w:abstractNumId="19" w15:restartNumberingAfterBreak="0">
     <w:nsid w:val="76C8302D"/>
     <w:multiLevelType w:val="hybridMultilevel"/>
     <w:tmpl w:val="DB0267DE"/>
@@ -5734,7 +7205,7 @@
       </w:rPr>
     </w:lvl>
   </w:abstractNum>
-  <w:abstractNum w:abstractNumId="14" w15:restartNumberingAfterBreak="0">
+  <w:abstractNum w:abstractNumId="20" w15:restartNumberingAfterBreak="0">
     <w:nsid w:val="79DB289B"/>
     <w:multiLevelType w:val="hybridMultilevel"/>
     <w:tmpl w:val="F0B4C3DE"/>
@@ -5847,7 +7318,7 @@
       </w:rPr>
     </w:lvl>
   </w:abstractNum>
-  <w:abstractNum w:abstractNumId="15" w15:restartNumberingAfterBreak="0">
+  <w:abstractNum w:abstractNumId="21" w15:restartNumberingAfterBreak="0">
     <w:nsid w:val="7A4F6B5A"/>
     <w:multiLevelType w:val="hybridMultilevel"/>
     <w:tmpl w:val="F000DAC0"/>
@@ -5937,25 +7408,25 @@
     </w:lvl>
   </w:abstractNum>
   <w:num w:numId="1" w16cid:durableId="438374284">
-    <w:abstractNumId w:val="6"/>
+    <w:abstractNumId w:val="9"/>
   </w:num>
   <w:num w:numId="2" w16cid:durableId="2101557367">
-    <w:abstractNumId w:val="15"/>
+    <w:abstractNumId w:val="21"/>
   </w:num>
   <w:num w:numId="3" w16cid:durableId="406532845">
+    <w:abstractNumId w:val="8"/>
+  </w:num>
+  <w:num w:numId="4" w16cid:durableId="878711391">
+    <w:abstractNumId w:val="20"/>
+  </w:num>
+  <w:num w:numId="5" w16cid:durableId="1048384470">
     <w:abstractNumId w:val="5"/>
   </w:num>
-  <w:num w:numId="4" w16cid:durableId="878711391">
+  <w:num w:numId="6" w16cid:durableId="533230348">
     <w:abstractNumId w:val="14"/>
   </w:num>
-  <w:num w:numId="5" w16cid:durableId="1048384470">
-    <w:abstractNumId w:val="4"/>
-  </w:num>
-  <w:num w:numId="6" w16cid:durableId="533230348">
-    <w:abstractNumId w:val="10"/>
-  </w:num>
   <w:num w:numId="7" w16cid:durableId="316997874">
-    <w:abstractNumId w:val="11"/>
+    <w:abstractNumId w:val="16"/>
   </w:num>
   <w:num w:numId="8" w16cid:durableId="644047951">
     <w:abstractNumId w:val="1"/>
@@ -5964,25 +7435,43 @@
     <w:abstractNumId w:val="0"/>
   </w:num>
   <w:num w:numId="10" w16cid:durableId="1009539">
+    <w:abstractNumId w:val="4"/>
+  </w:num>
+  <w:num w:numId="11" w16cid:durableId="2128700248">
+    <w:abstractNumId w:val="10"/>
+  </w:num>
+  <w:num w:numId="12" w16cid:durableId="1614290004">
+    <w:abstractNumId w:val="11"/>
+  </w:num>
+  <w:num w:numId="13" w16cid:durableId="1155074812">
     <w:abstractNumId w:val="3"/>
   </w:num>
-  <w:num w:numId="11" w16cid:durableId="2128700248">
+  <w:num w:numId="14" w16cid:durableId="1388065010">
+    <w:abstractNumId w:val="17"/>
+  </w:num>
+  <w:num w:numId="15" w16cid:durableId="782573245">
+    <w:abstractNumId w:val="19"/>
+  </w:num>
+  <w:num w:numId="16" w16cid:durableId="1745956915">
+    <w:abstractNumId w:val="12"/>
+  </w:num>
+  <w:num w:numId="17" w16cid:durableId="1398241945">
+    <w:abstractNumId w:val="2"/>
+  </w:num>
+  <w:num w:numId="18" w16cid:durableId="1281691537">
     <w:abstractNumId w:val="7"/>
   </w:num>
-  <w:num w:numId="12" w16cid:durableId="1614290004">
-    <w:abstractNumId w:val="8"/>
+  <w:num w:numId="19" w16cid:durableId="1724909600">
+    <w:abstractNumId w:val="15"/>
   </w:num>
-  <w:num w:numId="13" w16cid:durableId="1155074812">
-    <w:abstractNumId w:val="2"/>
+  <w:num w:numId="20" w16cid:durableId="2139492750">
+    <w:abstractNumId w:val="6"/>
   </w:num>
-  <w:num w:numId="14" w16cid:durableId="1388065010">
-    <w:abstractNumId w:val="12"/>
-  </w:num>
-  <w:num w:numId="15" w16cid:durableId="782573245">
+  <w:num w:numId="21" w16cid:durableId="1078020319">
     <w:abstractNumId w:val="13"/>
   </w:num>
-  <w:num w:numId="16" w16cid:durableId="1745956915">
-    <w:abstractNumId w:val="9"/>
+  <w:num w:numId="22" w16cid:durableId="1161771658">
+    <w:abstractNumId w:val="18"/>
   </w:num>
 </w:numbering>
 </file>
@@ -6389,11 +7878,11 @@
     <w:qFormat/>
     <w:rsid w:val="00A13634"/>
   </w:style>
-  <w:style w:type="paragraph" w:styleId="Heading1">
+  <w:style w:type="paragraph" w:styleId="Ttulo1">
     <w:name w:val="heading 1"/>
     <w:basedOn w:val="Normal"/>
     <w:next w:val="Normal"/>
-    <w:link w:val="Heading1Char"/>
+    <w:link w:val="Ttulo1Carter"/>
     <w:uiPriority w:val="9"/>
     <w:qFormat/>
     <w:rsid w:val="00731393"/>
@@ -6410,11 +7899,11 @@
       <w:szCs w:val="40"/>
     </w:rPr>
   </w:style>
-  <w:style w:type="paragraph" w:styleId="Heading2">
+  <w:style w:type="paragraph" w:styleId="Ttulo2">
     <w:name w:val="heading 2"/>
     <w:basedOn w:val="Normal"/>
     <w:next w:val="Normal"/>
-    <w:link w:val="Heading2Char"/>
+    <w:link w:val="Ttulo2Carter"/>
     <w:uiPriority w:val="9"/>
     <w:unhideWhenUsed/>
     <w:qFormat/>
@@ -6432,11 +7921,11 @@
       <w:szCs w:val="32"/>
     </w:rPr>
   </w:style>
-  <w:style w:type="paragraph" w:styleId="Heading3">
+  <w:style w:type="paragraph" w:styleId="Ttulo3">
     <w:name w:val="heading 3"/>
     <w:basedOn w:val="Normal"/>
     <w:next w:val="Normal"/>
-    <w:link w:val="Heading3Char"/>
+    <w:link w:val="Ttulo3Carter"/>
     <w:uiPriority w:val="9"/>
     <w:semiHidden/>
     <w:unhideWhenUsed/>
@@ -6455,11 +7944,11 @@
       <w:szCs w:val="28"/>
     </w:rPr>
   </w:style>
-  <w:style w:type="paragraph" w:styleId="Heading4">
+  <w:style w:type="paragraph" w:styleId="Ttulo4">
     <w:name w:val="heading 4"/>
     <w:basedOn w:val="Normal"/>
     <w:next w:val="Normal"/>
-    <w:link w:val="Heading4Char"/>
+    <w:link w:val="Ttulo4Carter"/>
     <w:uiPriority w:val="9"/>
     <w:semiHidden/>
     <w:unhideWhenUsed/>
@@ -6478,11 +7967,11 @@
       <w:color w:val="0F4761" w:themeColor="accent1" w:themeShade="BF"/>
     </w:rPr>
   </w:style>
-  <w:style w:type="paragraph" w:styleId="Heading5">
+  <w:style w:type="paragraph" w:styleId="Ttulo5">
     <w:name w:val="heading 5"/>
     <w:basedOn w:val="Normal"/>
     <w:next w:val="Normal"/>
-    <w:link w:val="Heading5Char"/>
+    <w:link w:val="Ttulo5Carter"/>
     <w:uiPriority w:val="9"/>
     <w:semiHidden/>
     <w:unhideWhenUsed/>
@@ -6499,11 +7988,11 @@
       <w:color w:val="0F4761" w:themeColor="accent1" w:themeShade="BF"/>
     </w:rPr>
   </w:style>
-  <w:style w:type="paragraph" w:styleId="Heading6">
+  <w:style w:type="paragraph" w:styleId="Ttulo6">
     <w:name w:val="heading 6"/>
     <w:basedOn w:val="Normal"/>
     <w:next w:val="Normal"/>
-    <w:link w:val="Heading6Char"/>
+    <w:link w:val="Ttulo6Carter"/>
     <w:uiPriority w:val="9"/>
     <w:semiHidden/>
     <w:unhideWhenUsed/>
@@ -6522,11 +8011,11 @@
       <w:color w:val="595959" w:themeColor="text1" w:themeTint="A6"/>
     </w:rPr>
   </w:style>
-  <w:style w:type="paragraph" w:styleId="Heading7">
+  <w:style w:type="paragraph" w:styleId="Ttulo7">
     <w:name w:val="heading 7"/>
     <w:basedOn w:val="Normal"/>
     <w:next w:val="Normal"/>
-    <w:link w:val="Heading7Char"/>
+    <w:link w:val="Ttulo7Carter"/>
     <w:uiPriority w:val="9"/>
     <w:semiHidden/>
     <w:unhideWhenUsed/>
@@ -6543,11 +8032,11 @@
       <w:color w:val="595959" w:themeColor="text1" w:themeTint="A6"/>
     </w:rPr>
   </w:style>
-  <w:style w:type="paragraph" w:styleId="Heading8">
+  <w:style w:type="paragraph" w:styleId="Ttulo8">
     <w:name w:val="heading 8"/>
     <w:basedOn w:val="Normal"/>
     <w:next w:val="Normal"/>
-    <w:link w:val="Heading8Char"/>
+    <w:link w:val="Ttulo8Carter"/>
     <w:uiPriority w:val="9"/>
     <w:semiHidden/>
     <w:unhideWhenUsed/>
@@ -6566,11 +8055,11 @@
       <w:color w:val="272727" w:themeColor="text1" w:themeTint="D8"/>
     </w:rPr>
   </w:style>
-  <w:style w:type="paragraph" w:styleId="Heading9">
+  <w:style w:type="paragraph" w:styleId="Ttulo9">
     <w:name w:val="heading 9"/>
     <w:basedOn w:val="Normal"/>
     <w:next w:val="Normal"/>
-    <w:link w:val="Heading9Char"/>
+    <w:link w:val="Ttulo9Carter"/>
     <w:uiPriority w:val="9"/>
     <w:semiHidden/>
     <w:unhideWhenUsed/>
@@ -6587,12 +8076,12 @@
       <w:color w:val="272727" w:themeColor="text1" w:themeTint="D8"/>
     </w:rPr>
   </w:style>
-  <w:style w:type="character" w:default="1" w:styleId="DefaultParagraphFont">
+  <w:style w:type="character" w:default="1" w:styleId="Tipodeletrapredefinidodopargrafo">
     <w:name w:val="Default Paragraph Font"/>
     <w:uiPriority w:val="1"/>
     <w:unhideWhenUsed/>
   </w:style>
-  <w:style w:type="table" w:default="1" w:styleId="TableNormal">
+  <w:style w:type="table" w:default="1" w:styleId="Tabelanormal">
     <w:name w:val="Normal Table"/>
     <w:uiPriority w:val="99"/>
     <w:semiHidden/>
@@ -6607,16 +8096,16 @@
       </w:tblCellMar>
     </w:tblPr>
   </w:style>
-  <w:style w:type="numbering" w:default="1" w:styleId="NoList">
+  <w:style w:type="numbering" w:default="1" w:styleId="Semlista">
     <w:name w:val="No List"/>
     <w:uiPriority w:val="99"/>
     <w:semiHidden/>
     <w:unhideWhenUsed/>
   </w:style>
-  <w:style w:type="character" w:customStyle="1" w:styleId="Heading1Char">
-    <w:name w:val="Heading 1 Char"/>
-    <w:basedOn w:val="DefaultParagraphFont"/>
-    <w:link w:val="Heading1"/>
+  <w:style w:type="character" w:customStyle="1" w:styleId="Ttulo1Carter">
+    <w:name w:val="Título 1 Caráter"/>
+    <w:basedOn w:val="Tipodeletrapredefinidodopargrafo"/>
+    <w:link w:val="Ttulo1"/>
     <w:uiPriority w:val="9"/>
     <w:rsid w:val="00731393"/>
     <w:rPr>
@@ -6626,10 +8115,10 @@
       <w:szCs w:val="40"/>
     </w:rPr>
   </w:style>
-  <w:style w:type="character" w:customStyle="1" w:styleId="Heading2Char">
-    <w:name w:val="Heading 2 Char"/>
-    <w:basedOn w:val="DefaultParagraphFont"/>
-    <w:link w:val="Heading2"/>
+  <w:style w:type="character" w:customStyle="1" w:styleId="Ttulo2Carter">
+    <w:name w:val="Título 2 Caráter"/>
+    <w:basedOn w:val="Tipodeletrapredefinidodopargrafo"/>
+    <w:link w:val="Ttulo2"/>
     <w:uiPriority w:val="9"/>
     <w:rsid w:val="00731393"/>
     <w:rPr>
@@ -6639,10 +8128,10 @@
       <w:szCs w:val="32"/>
     </w:rPr>
   </w:style>
-  <w:style w:type="character" w:customStyle="1" w:styleId="Heading3Char">
-    <w:name w:val="Heading 3 Char"/>
-    <w:basedOn w:val="DefaultParagraphFont"/>
-    <w:link w:val="Heading3"/>
+  <w:style w:type="character" w:customStyle="1" w:styleId="Ttulo3Carter">
+    <w:name w:val="Título 3 Caráter"/>
+    <w:basedOn w:val="Tipodeletrapredefinidodopargrafo"/>
+    <w:link w:val="Ttulo3"/>
     <w:uiPriority w:val="9"/>
     <w:semiHidden/>
     <w:rsid w:val="00731393"/>
@@ -6653,10 +8142,10 @@
       <w:szCs w:val="28"/>
     </w:rPr>
   </w:style>
-  <w:style w:type="character" w:customStyle="1" w:styleId="Heading4Char">
-    <w:name w:val="Heading 4 Char"/>
-    <w:basedOn w:val="DefaultParagraphFont"/>
-    <w:link w:val="Heading4"/>
+  <w:style w:type="character" w:customStyle="1" w:styleId="Ttulo4Carter">
+    <w:name w:val="Título 4 Caráter"/>
+    <w:basedOn w:val="Tipodeletrapredefinidodopargrafo"/>
+    <w:link w:val="Ttulo4"/>
     <w:uiPriority w:val="9"/>
     <w:semiHidden/>
     <w:rsid w:val="00731393"/>
@@ -6667,10 +8156,10 @@
       <w:color w:val="0F4761" w:themeColor="accent1" w:themeShade="BF"/>
     </w:rPr>
   </w:style>
-  <w:style w:type="character" w:customStyle="1" w:styleId="Heading5Char">
-    <w:name w:val="Heading 5 Char"/>
-    <w:basedOn w:val="DefaultParagraphFont"/>
-    <w:link w:val="Heading5"/>
+  <w:style w:type="character" w:customStyle="1" w:styleId="Ttulo5Carter">
+    <w:name w:val="Título 5 Caráter"/>
+    <w:basedOn w:val="Tipodeletrapredefinidodopargrafo"/>
+    <w:link w:val="Ttulo5"/>
     <w:uiPriority w:val="9"/>
     <w:semiHidden/>
     <w:rsid w:val="00731393"/>
@@ -6679,10 +8168,10 @@
       <w:color w:val="0F4761" w:themeColor="accent1" w:themeShade="BF"/>
     </w:rPr>
   </w:style>
-  <w:style w:type="character" w:customStyle="1" w:styleId="Heading6Char">
-    <w:name w:val="Heading 6 Char"/>
-    <w:basedOn w:val="DefaultParagraphFont"/>
-    <w:link w:val="Heading6"/>
+  <w:style w:type="character" w:customStyle="1" w:styleId="Ttulo6Carter">
+    <w:name w:val="Título 6 Caráter"/>
+    <w:basedOn w:val="Tipodeletrapredefinidodopargrafo"/>
+    <w:link w:val="Ttulo6"/>
     <w:uiPriority w:val="9"/>
     <w:semiHidden/>
     <w:rsid w:val="00731393"/>
@@ -6693,10 +8182,10 @@
       <w:color w:val="595959" w:themeColor="text1" w:themeTint="A6"/>
     </w:rPr>
   </w:style>
-  <w:style w:type="character" w:customStyle="1" w:styleId="Heading7Char">
-    <w:name w:val="Heading 7 Char"/>
-    <w:basedOn w:val="DefaultParagraphFont"/>
-    <w:link w:val="Heading7"/>
+  <w:style w:type="character" w:customStyle="1" w:styleId="Ttulo7Carter">
+    <w:name w:val="Título 7 Caráter"/>
+    <w:basedOn w:val="Tipodeletrapredefinidodopargrafo"/>
+    <w:link w:val="Ttulo7"/>
     <w:uiPriority w:val="9"/>
     <w:semiHidden/>
     <w:rsid w:val="00731393"/>
@@ -6705,10 +8194,10 @@
       <w:color w:val="595959" w:themeColor="text1" w:themeTint="A6"/>
     </w:rPr>
   </w:style>
-  <w:style w:type="character" w:customStyle="1" w:styleId="Heading8Char">
-    <w:name w:val="Heading 8 Char"/>
-    <w:basedOn w:val="DefaultParagraphFont"/>
-    <w:link w:val="Heading8"/>
+  <w:style w:type="character" w:customStyle="1" w:styleId="Ttulo8Carter">
+    <w:name w:val="Título 8 Caráter"/>
+    <w:basedOn w:val="Tipodeletrapredefinidodopargrafo"/>
+    <w:link w:val="Ttulo8"/>
     <w:uiPriority w:val="9"/>
     <w:semiHidden/>
     <w:rsid w:val="00731393"/>
@@ -6719,10 +8208,10 @@
       <w:color w:val="272727" w:themeColor="text1" w:themeTint="D8"/>
     </w:rPr>
   </w:style>
-  <w:style w:type="character" w:customStyle="1" w:styleId="Heading9Char">
-    <w:name w:val="Heading 9 Char"/>
-    <w:basedOn w:val="DefaultParagraphFont"/>
-    <w:link w:val="Heading9"/>
+  <w:style w:type="character" w:customStyle="1" w:styleId="Ttulo9Carter">
+    <w:name w:val="Título 9 Caráter"/>
+    <w:basedOn w:val="Tipodeletrapredefinidodopargrafo"/>
+    <w:link w:val="Ttulo9"/>
     <w:uiPriority w:val="9"/>
     <w:semiHidden/>
     <w:rsid w:val="00731393"/>
@@ -6731,11 +8220,11 @@
       <w:color w:val="272727" w:themeColor="text1" w:themeTint="D8"/>
     </w:rPr>
   </w:style>
-  <w:style w:type="paragraph" w:styleId="Title">
+  <w:style w:type="paragraph" w:styleId="Ttulo">
     <w:name w:val="Title"/>
     <w:basedOn w:val="Normal"/>
     <w:next w:val="Normal"/>
-    <w:link w:val="TitleChar"/>
+    <w:link w:val="TtuloCarter"/>
     <w:uiPriority w:val="10"/>
     <w:qFormat/>
     <w:rsid w:val="00731393"/>
@@ -6751,10 +8240,10 @@
       <w:szCs w:val="56"/>
     </w:rPr>
   </w:style>
-  <w:style w:type="character" w:customStyle="1" w:styleId="TitleChar">
-    <w:name w:val="Title Char"/>
-    <w:basedOn w:val="DefaultParagraphFont"/>
-    <w:link w:val="Title"/>
+  <w:style w:type="character" w:customStyle="1" w:styleId="TtuloCarter">
+    <w:name w:val="Título Caráter"/>
+    <w:basedOn w:val="Tipodeletrapredefinidodopargrafo"/>
+    <w:link w:val="Ttulo"/>
     <w:uiPriority w:val="10"/>
     <w:rsid w:val="00731393"/>
     <w:rPr>
@@ -6765,11 +8254,11 @@
       <w:szCs w:val="56"/>
     </w:rPr>
   </w:style>
-  <w:style w:type="paragraph" w:styleId="Subtitle">
+  <w:style w:type="paragraph" w:styleId="Subttulo">
     <w:name w:val="Subtitle"/>
     <w:basedOn w:val="Normal"/>
     <w:next w:val="Normal"/>
-    <w:link w:val="SubtitleChar"/>
+    <w:link w:val="SubttuloCarter"/>
     <w:uiPriority w:val="11"/>
     <w:qFormat/>
     <w:rsid w:val="00731393"/>
@@ -6786,10 +8275,10 @@
       <w:szCs w:val="28"/>
     </w:rPr>
   </w:style>
-  <w:style w:type="character" w:customStyle="1" w:styleId="SubtitleChar">
-    <w:name w:val="Subtitle Char"/>
-    <w:basedOn w:val="DefaultParagraphFont"/>
-    <w:link w:val="Subtitle"/>
+  <w:style w:type="character" w:customStyle="1" w:styleId="SubttuloCarter">
+    <w:name w:val="Subtítulo Caráter"/>
+    <w:basedOn w:val="Tipodeletrapredefinidodopargrafo"/>
+    <w:link w:val="Subttulo"/>
     <w:uiPriority w:val="11"/>
     <w:rsid w:val="00731393"/>
     <w:rPr>
@@ -6800,11 +8289,11 @@
       <w:szCs w:val="28"/>
     </w:rPr>
   </w:style>
-  <w:style w:type="paragraph" w:styleId="Quote">
+  <w:style w:type="paragraph" w:styleId="Citao">
     <w:name w:val="Quote"/>
     <w:basedOn w:val="Normal"/>
     <w:next w:val="Normal"/>
-    <w:link w:val="QuoteChar"/>
+    <w:link w:val="CitaoCarter"/>
     <w:uiPriority w:val="29"/>
     <w:qFormat/>
     <w:rsid w:val="00731393"/>
@@ -6818,10 +8307,10 @@
       <w:color w:val="404040" w:themeColor="text1" w:themeTint="BF"/>
     </w:rPr>
   </w:style>
-  <w:style w:type="character" w:customStyle="1" w:styleId="QuoteChar">
-    <w:name w:val="Quote Char"/>
-    <w:basedOn w:val="DefaultParagraphFont"/>
-    <w:link w:val="Quote"/>
+  <w:style w:type="character" w:customStyle="1" w:styleId="CitaoCarter">
+    <w:name w:val="Citação Caráter"/>
+    <w:basedOn w:val="Tipodeletrapredefinidodopargrafo"/>
+    <w:link w:val="Citao"/>
     <w:uiPriority w:val="29"/>
     <w:rsid w:val="00731393"/>
     <w:rPr>
@@ -6830,7 +8319,7 @@
       <w:color w:val="404040" w:themeColor="text1" w:themeTint="BF"/>
     </w:rPr>
   </w:style>
-  <w:style w:type="paragraph" w:styleId="ListParagraph">
+  <w:style w:type="paragraph" w:styleId="PargrafodaLista">
     <w:name w:val="List Paragraph"/>
     <w:basedOn w:val="Normal"/>
     <w:uiPriority w:val="34"/>
@@ -6841,9 +8330,9 @@
       <w:contextualSpacing/>
     </w:pPr>
   </w:style>
-  <w:style w:type="character" w:styleId="IntenseEmphasis">
+  <w:style w:type="character" w:styleId="nfaseIntensa">
     <w:name w:val="Intense Emphasis"/>
-    <w:basedOn w:val="DefaultParagraphFont"/>
+    <w:basedOn w:val="Tipodeletrapredefinidodopargrafo"/>
     <w:uiPriority w:val="21"/>
     <w:qFormat/>
     <w:rsid w:val="00731393"/>
@@ -6853,11 +8342,11 @@
       <w:color w:val="0F4761" w:themeColor="accent1" w:themeShade="BF"/>
     </w:rPr>
   </w:style>
-  <w:style w:type="paragraph" w:styleId="IntenseQuote">
+  <w:style w:type="paragraph" w:styleId="CitaoIntensa">
     <w:name w:val="Intense Quote"/>
     <w:basedOn w:val="Normal"/>
     <w:next w:val="Normal"/>
-    <w:link w:val="IntenseQuoteChar"/>
+    <w:link w:val="CitaoIntensaCarter"/>
     <w:uiPriority w:val="30"/>
     <w:qFormat/>
     <w:rsid w:val="00731393"/>
@@ -6876,10 +8365,10 @@
       <w:color w:val="0F4761" w:themeColor="accent1" w:themeShade="BF"/>
     </w:rPr>
   </w:style>
-  <w:style w:type="character" w:customStyle="1" w:styleId="IntenseQuoteChar">
-    <w:name w:val="Intense Quote Char"/>
-    <w:basedOn w:val="DefaultParagraphFont"/>
-    <w:link w:val="IntenseQuote"/>
+  <w:style w:type="character" w:customStyle="1" w:styleId="CitaoIntensaCarter">
+    <w:name w:val="Citação Intensa Caráter"/>
+    <w:basedOn w:val="Tipodeletrapredefinidodopargrafo"/>
+    <w:link w:val="CitaoIntensa"/>
     <w:uiPriority w:val="30"/>
     <w:rsid w:val="00731393"/>
     <w:rPr>
@@ -6888,9 +8377,9 @@
       <w:color w:val="0F4761" w:themeColor="accent1" w:themeShade="BF"/>
     </w:rPr>
   </w:style>
-  <w:style w:type="character" w:styleId="IntenseReference">
+  <w:style w:type="character" w:styleId="RefernciaIntensa">
     <w:name w:val="Intense Reference"/>
-    <w:basedOn w:val="DefaultParagraphFont"/>
+    <w:basedOn w:val="Tipodeletrapredefinidodopargrafo"/>
     <w:uiPriority w:val="32"/>
     <w:qFormat/>
     <w:rsid w:val="00731393"/>
@@ -6902,9 +8391,9 @@
       <w:spacing w:val="5"/>
     </w:rPr>
   </w:style>
-  <w:style w:type="paragraph" w:styleId="TOCHeading">
+  <w:style w:type="paragraph" w:styleId="Cabealhodondice">
     <w:name w:val="TOC Heading"/>
-    <w:basedOn w:val="Heading1"/>
+    <w:basedOn w:val="Ttulo1"/>
     <w:next w:val="Normal"/>
     <w:uiPriority w:val="39"/>
     <w:unhideWhenUsed/>
@@ -6921,7 +8410,7 @@
       <w14:ligatures w14:val="none"/>
     </w:rPr>
   </w:style>
-  <w:style w:type="paragraph" w:styleId="TOC1">
+  <w:style w:type="paragraph" w:styleId="ndice1">
     <w:name w:val="toc 1"/>
     <w:basedOn w:val="Normal"/>
     <w:next w:val="Normal"/>
@@ -6933,9 +8422,9 @@
       <w:spacing w:after="100"/>
     </w:pPr>
   </w:style>
-  <w:style w:type="character" w:styleId="Hyperlink">
+  <w:style w:type="character" w:styleId="Hiperligao">
     <w:name w:val="Hyperlink"/>
-    <w:basedOn w:val="DefaultParagraphFont"/>
+    <w:basedOn w:val="Tipodeletrapredefinidodopargrafo"/>
     <w:uiPriority w:val="99"/>
     <w:unhideWhenUsed/>
     <w:rsid w:val="00731393"/>
@@ -6944,9 +8433,9 @@
       <w:u w:val="single"/>
     </w:rPr>
   </w:style>
-  <w:style w:type="character" w:styleId="UnresolvedMention">
+  <w:style w:type="character" w:styleId="MenoNoResolvida">
     <w:name w:val="Unresolved Mention"/>
-    <w:basedOn w:val="DefaultParagraphFont"/>
+    <w:basedOn w:val="Tipodeletrapredefinidodopargrafo"/>
     <w:uiPriority w:val="99"/>
     <w:semiHidden/>
     <w:unhideWhenUsed/>
@@ -6956,7 +8445,7 @@
       <w:shd w:val="clear" w:color="auto" w:fill="E1DFDD"/>
     </w:rPr>
   </w:style>
-  <w:style w:type="paragraph" w:styleId="Caption">
+  <w:style w:type="paragraph" w:styleId="Legenda">
     <w:name w:val="caption"/>
     <w:basedOn w:val="Normal"/>
     <w:next w:val="Normal"/>
@@ -6975,7 +8464,7 @@
       <w:szCs w:val="18"/>
     </w:rPr>
   </w:style>
-  <w:style w:type="paragraph" w:styleId="TableofFigures">
+  <w:style w:type="paragraph" w:styleId="ndicedeilustraes">
     <w:name w:val="table of figures"/>
     <w:basedOn w:val="Normal"/>
     <w:next w:val="Normal"/>
@@ -6986,7 +8475,7 @@
       <w:spacing w:after="0"/>
     </w:pPr>
   </w:style>
-  <w:style w:type="paragraph" w:styleId="TOC2">
+  <w:style w:type="paragraph" w:styleId="ndice2">
     <w:name w:val="toc 2"/>
     <w:basedOn w:val="Normal"/>
     <w:next w:val="Normal"/>
@@ -6998,6 +8487,34 @@
       <w:spacing w:after="100"/>
       <w:ind w:left="240"/>
     </w:pPr>
+  </w:style>
+  <w:style w:type="paragraph" w:styleId="NormalWeb">
+    <w:name w:val="Normal (Web)"/>
+    <w:basedOn w:val="Normal"/>
+    <w:uiPriority w:val="99"/>
+    <w:semiHidden/>
+    <w:unhideWhenUsed/>
+    <w:rsid w:val="00361735"/>
+    <w:pPr>
+      <w:spacing w:before="100" w:beforeAutospacing="1" w:after="100" w:afterAutospacing="1" w:line="240" w:lineRule="auto"/>
+    </w:pPr>
+    <w:rPr>
+      <w:rFonts w:ascii="Times New Roman" w:eastAsia="Times New Roman" w:hAnsi="Times New Roman" w:cs="Times New Roman"/>
+      <w:kern w:val="0"/>
+      <w:lang w:val="pt-PT" w:eastAsia="pt-PT"/>
+      <w14:ligatures w14:val="none"/>
+    </w:rPr>
+  </w:style>
+  <w:style w:type="character" w:styleId="Forte">
+    <w:name w:val="Strong"/>
+    <w:basedOn w:val="Tipodeletrapredefinidodopargrafo"/>
+    <w:uiPriority w:val="22"/>
+    <w:qFormat/>
+    <w:rsid w:val="00361735"/>
+    <w:rPr>
+      <w:b/>
+      <w:bCs/>
+    </w:rPr>
   </w:style>
 </w:styles>
 </file>
